--- a/MCQs/Node/Node21-ModuleExports.docx
+++ b/MCQs/Node/Node21-ModuleExports.docx
@@ -13,14 +13,25 @@
           <w:szCs w:val="24"/>
         </w:rPr>
       </w:pPr>
-      <w:r>
-        <w:rPr>
-          <w:rFonts w:ascii="Segoe UI" w:hAnsi="Segoe UI" w:cs="Segoe UI"/>
-          <w:color w:val="0F1115"/>
-          <w:sz w:val="24"/>
-          <w:szCs w:val="24"/>
-        </w:rPr>
-        <w:t>ESModules in NodeJS MCQ</w:t>
+      <w:proofErr w:type="spellStart"/>
+      <w:r>
+        <w:rPr>
+          <w:rFonts w:ascii="Segoe UI" w:hAnsi="Segoe UI" w:cs="Segoe UI"/>
+          <w:color w:val="0F1115"/>
+          <w:sz w:val="24"/>
+          <w:szCs w:val="24"/>
+        </w:rPr>
+        <w:t>ESModules</w:t>
+      </w:r>
+      <w:proofErr w:type="spellEnd"/>
+      <w:r>
+        <w:rPr>
+          <w:rFonts w:ascii="Segoe UI" w:hAnsi="Segoe UI" w:cs="Segoe UI"/>
+          <w:color w:val="0F1115"/>
+          <w:sz w:val="24"/>
+          <w:szCs w:val="24"/>
+        </w:rPr>
+        <w:t xml:space="preserve"> in NodeJS MCQ</w:t>
       </w:r>
     </w:p>
     <w:p>
@@ -61,8 +72,40 @@
           <w:sz w:val="24"/>
           <w:szCs w:val="24"/>
         </w:rPr>
-        <w:t> — covering syntax, enabling ESM, differences from CommonJS, dynamic imports, and module resolution.</w:t>
-      </w:r>
+        <w:t xml:space="preserve"> — covering syntax, enabling ESM, differences from </w:t>
+      </w:r>
+      <w:proofErr w:type="spellStart"/>
+      <w:r>
+        <w:rPr>
+          <w:rFonts w:ascii="Segoe UI" w:hAnsi="Segoe UI" w:cs="Segoe UI"/>
+          <w:color w:val="0F1115"/>
+          <w:sz w:val="24"/>
+          <w:szCs w:val="24"/>
+        </w:rPr>
+        <w:t>CommonJS</w:t>
+      </w:r>
+      <w:proofErr w:type="spellEnd"/>
+      <w:r>
+        <w:rPr>
+          <w:rFonts w:ascii="Segoe UI" w:hAnsi="Segoe UI" w:cs="Segoe UI"/>
+          <w:color w:val="0F1115"/>
+          <w:sz w:val="24"/>
+          <w:szCs w:val="24"/>
+        </w:rPr>
+        <w:t>, dynamic imports, and module resolution.</w:t>
+      </w:r>
+    </w:p>
+    <w:p>
+      <w:pPr>
+        <w:shd w:val="clear" w:color="auto" w:fill="FFFFFF"/>
+        <w:spacing w:after="240" w:line="420" w:lineRule="atLeast"/>
+        <w:rPr>
+          <w:rFonts w:ascii="Segoe UI" w:hAnsi="Segoe UI" w:cs="Segoe UI"/>
+          <w:color w:val="0F1115"/>
+          <w:sz w:val="24"/>
+          <w:szCs w:val="24"/>
+        </w:rPr>
+      </w:pPr>
     </w:p>
     <w:p>
       <w:pPr>
@@ -141,8 +184,20 @@
           <w:szCs w:val="21"/>
           <w:shd w:val="clear" w:color="auto" w:fill="EBEEF2"/>
         </w:rPr>
-        <w:t>.js</w:t>
-      </w:r>
+        <w:t>.</w:t>
+      </w:r>
+      <w:proofErr w:type="spellStart"/>
+      <w:r>
+        <w:rPr>
+          <w:rFonts w:ascii="Consolas" w:hAnsi="Consolas" w:cs="Courier New"/>
+          <w:color w:val="0F1115"/>
+          <w:sz w:val="21"/>
+          <w:szCs w:val="21"/>
+          <w:shd w:val="clear" w:color="auto" w:fill="EBEEF2"/>
+        </w:rPr>
+        <w:t>js</w:t>
+      </w:r>
+      <w:proofErr w:type="spellEnd"/>
       <w:r>
         <w:rPr>
           <w:rFonts w:ascii="Segoe UI" w:hAnsi="Segoe UI" w:cs="Segoe UI"/>
@@ -169,7 +224,29 @@
           <w:sz w:val="24"/>
           <w:szCs w:val="24"/>
         </w:rPr>
-        <w:t> in package.json)</w:t>
+        <w:t xml:space="preserve"> in </w:t>
+      </w:r>
+      <w:proofErr w:type="spellStart"/>
+      <w:proofErr w:type="gramStart"/>
+      <w:r>
+        <w:rPr>
+          <w:rFonts w:ascii="Segoe UI" w:hAnsi="Segoe UI" w:cs="Segoe UI"/>
+          <w:color w:val="0F1115"/>
+          <w:sz w:val="24"/>
+          <w:szCs w:val="24"/>
+        </w:rPr>
+        <w:t>package.json</w:t>
+      </w:r>
+      <w:proofErr w:type="spellEnd"/>
+      <w:proofErr w:type="gramEnd"/>
+      <w:r>
+        <w:rPr>
+          <w:rFonts w:ascii="Segoe UI" w:hAnsi="Segoe UI" w:cs="Segoe UI"/>
+          <w:color w:val="0F1115"/>
+          <w:sz w:val="24"/>
+          <w:szCs w:val="24"/>
+        </w:rPr>
+        <w:t>)</w:t>
       </w:r>
       <w:r>
         <w:rPr>
@@ -179,18 +256,41 @@
           <w:szCs w:val="24"/>
         </w:rPr>
         <w:br/>
-        <w:t>B) </w:t>
-      </w:r>
-      <w:r>
-        <w:rPr>
-          <w:rFonts w:ascii="Consolas" w:hAnsi="Consolas" w:cs="Courier New"/>
-          <w:color w:val="0F1115"/>
-          <w:sz w:val="21"/>
-          <w:szCs w:val="21"/>
-          <w:shd w:val="clear" w:color="auto" w:fill="EBEEF2"/>
-        </w:rPr>
-        <w:t>.mjs</w:t>
-      </w:r>
+        <w:t>B</w:t>
+      </w:r>
+      <w:proofErr w:type="gramStart"/>
+      <w:r>
+        <w:rPr>
+          <w:rFonts w:ascii="Segoe UI" w:hAnsi="Segoe UI" w:cs="Segoe UI"/>
+          <w:color w:val="0F1115"/>
+          <w:sz w:val="24"/>
+          <w:szCs w:val="24"/>
+        </w:rPr>
+        <w:t>) </w:t>
+      </w:r>
+      <w:r>
+        <w:rPr>
+          <w:rFonts w:ascii="Consolas" w:hAnsi="Consolas" w:cs="Courier New"/>
+          <w:color w:val="0F1115"/>
+          <w:sz w:val="21"/>
+          <w:szCs w:val="21"/>
+          <w:shd w:val="clear" w:color="auto" w:fill="EBEEF2"/>
+        </w:rPr>
+        <w:t>.</w:t>
+      </w:r>
+      <w:proofErr w:type="spellStart"/>
+      <w:r>
+        <w:rPr>
+          <w:rFonts w:ascii="Consolas" w:hAnsi="Consolas" w:cs="Courier New"/>
+          <w:color w:val="0F1115"/>
+          <w:sz w:val="21"/>
+          <w:szCs w:val="21"/>
+          <w:shd w:val="clear" w:color="auto" w:fill="EBEEF2"/>
+        </w:rPr>
+        <w:t>mjs</w:t>
+      </w:r>
+      <w:proofErr w:type="spellEnd"/>
+      <w:proofErr w:type="gramEnd"/>
       <w:r>
         <w:rPr>
           <w:rFonts w:ascii="Segoe UI" w:hAnsi="Segoe UI" w:cs="Segoe UI"/>
@@ -199,18 +299,41 @@
           <w:szCs w:val="24"/>
         </w:rPr>
         <w:br/>
-        <w:t>C) </w:t>
-      </w:r>
-      <w:r>
-        <w:rPr>
-          <w:rFonts w:ascii="Consolas" w:hAnsi="Consolas" w:cs="Courier New"/>
-          <w:color w:val="0F1115"/>
-          <w:sz w:val="21"/>
-          <w:szCs w:val="21"/>
-          <w:shd w:val="clear" w:color="auto" w:fill="EBEEF2"/>
-        </w:rPr>
-        <w:t>.esm</w:t>
-      </w:r>
+        <w:t>C</w:t>
+      </w:r>
+      <w:proofErr w:type="gramStart"/>
+      <w:r>
+        <w:rPr>
+          <w:rFonts w:ascii="Segoe UI" w:hAnsi="Segoe UI" w:cs="Segoe UI"/>
+          <w:color w:val="0F1115"/>
+          <w:sz w:val="24"/>
+          <w:szCs w:val="24"/>
+        </w:rPr>
+        <w:t>) </w:t>
+      </w:r>
+      <w:r>
+        <w:rPr>
+          <w:rFonts w:ascii="Consolas" w:hAnsi="Consolas" w:cs="Courier New"/>
+          <w:color w:val="0F1115"/>
+          <w:sz w:val="21"/>
+          <w:szCs w:val="21"/>
+          <w:shd w:val="clear" w:color="auto" w:fill="EBEEF2"/>
+        </w:rPr>
+        <w:t>.</w:t>
+      </w:r>
+      <w:proofErr w:type="spellStart"/>
+      <w:r>
+        <w:rPr>
+          <w:rFonts w:ascii="Consolas" w:hAnsi="Consolas" w:cs="Courier New"/>
+          <w:color w:val="0F1115"/>
+          <w:sz w:val="21"/>
+          <w:szCs w:val="21"/>
+          <w:shd w:val="clear" w:color="auto" w:fill="EBEEF2"/>
+        </w:rPr>
+        <w:t>esm</w:t>
+      </w:r>
+      <w:proofErr w:type="spellEnd"/>
+      <w:proofErr w:type="gramEnd"/>
       <w:r>
         <w:rPr>
           <w:rFonts w:ascii="Segoe UI" w:hAnsi="Segoe UI" w:cs="Segoe UI"/>
@@ -262,6 +385,7 @@
         </w:rPr>
         <w:br/>
       </w:r>
+      <w:proofErr w:type="gramStart"/>
       <w:r>
         <w:rPr>
           <w:rFonts w:ascii="Segoe UI" w:hAnsi="Segoe UI" w:cs="Segoe UI"/>
@@ -281,8 +405,21 @@
           <w:szCs w:val="21"/>
           <w:shd w:val="clear" w:color="auto" w:fill="EBEEF2"/>
         </w:rPr>
-        <w:t>.mjs</w:t>
-      </w:r>
+        <w:t>.</w:t>
+      </w:r>
+      <w:proofErr w:type="spellStart"/>
+      <w:r>
+        <w:rPr>
+          <w:rFonts w:ascii="Consolas" w:hAnsi="Consolas" w:cs="Courier New"/>
+          <w:color w:val="0F1115"/>
+          <w:sz w:val="21"/>
+          <w:szCs w:val="21"/>
+          <w:shd w:val="clear" w:color="auto" w:fill="EBEEF2"/>
+        </w:rPr>
+        <w:t>mjs</w:t>
+      </w:r>
+      <w:proofErr w:type="spellEnd"/>
+      <w:proofErr w:type="gramEnd"/>
       <w:r>
         <w:rPr>
           <w:rFonts w:ascii="Segoe UI" w:hAnsi="Segoe UI" w:cs="Segoe UI"/>
@@ -302,8 +439,20 @@
           <w:szCs w:val="21"/>
           <w:shd w:val="clear" w:color="auto" w:fill="EBEEF2"/>
         </w:rPr>
-        <w:t>.js</w:t>
-      </w:r>
+        <w:t>.</w:t>
+      </w:r>
+      <w:proofErr w:type="spellStart"/>
+      <w:r>
+        <w:rPr>
+          <w:rFonts w:ascii="Consolas" w:hAnsi="Consolas" w:cs="Courier New"/>
+          <w:color w:val="0F1115"/>
+          <w:sz w:val="21"/>
+          <w:szCs w:val="21"/>
+          <w:shd w:val="clear" w:color="auto" w:fill="EBEEF2"/>
+        </w:rPr>
+        <w:t>js</w:t>
+      </w:r>
+      <w:proofErr w:type="spellEnd"/>
       <w:r>
         <w:rPr>
           <w:rFonts w:ascii="Segoe UI" w:hAnsi="Segoe UI" w:cs="Segoe UI"/>
@@ -334,7 +483,33 @@
           <w:sz w:val="24"/>
           <w:szCs w:val="24"/>
         </w:rPr>
-        <w:t> in package.json)</w:t>
+        <w:t xml:space="preserve"> in </w:t>
+      </w:r>
+      <w:proofErr w:type="spellStart"/>
+      <w:proofErr w:type="gramStart"/>
+      <w:r>
+        <w:rPr>
+          <w:rFonts w:ascii="Segoe UI" w:hAnsi="Segoe UI" w:cs="Segoe UI"/>
+          <w:i/>
+          <w:iCs/>
+          <w:color w:val="0F1115"/>
+          <w:sz w:val="24"/>
+          <w:szCs w:val="24"/>
+        </w:rPr>
+        <w:t>package.json</w:t>
+      </w:r>
+      <w:proofErr w:type="spellEnd"/>
+      <w:proofErr w:type="gramEnd"/>
+      <w:r>
+        <w:rPr>
+          <w:rFonts w:ascii="Segoe UI" w:hAnsi="Segoe UI" w:cs="Segoe UI"/>
+          <w:i/>
+          <w:iCs/>
+          <w:color w:val="0F1115"/>
+          <w:sz w:val="24"/>
+          <w:szCs w:val="24"/>
+        </w:rPr>
+        <w:t>)</w:t>
       </w:r>
     </w:p>
     <w:p>
@@ -393,8 +568,20 @@
           <w:color w:val="0F1115"/>
           <w:shd w:val="clear" w:color="auto" w:fill="EBEEF2"/>
         </w:rPr>
-        <w:t>.js</w:t>
-      </w:r>
+        <w:t>.</w:t>
+      </w:r>
+      <w:proofErr w:type="spellStart"/>
+      <w:r>
+        <w:rPr>
+          <w:rFonts w:ascii="Consolas" w:hAnsi="Consolas" w:cs="Courier New"/>
+          <w:b/>
+          <w:bCs/>
+          <w:color w:val="0F1115"/>
+          <w:shd w:val="clear" w:color="auto" w:fill="EBEEF2"/>
+        </w:rPr>
+        <w:t>js</w:t>
+      </w:r>
+      <w:proofErr w:type="spellEnd"/>
       <w:r>
         <w:rPr>
           <w:rFonts w:ascii="Segoe UI" w:hAnsi="Segoe UI" w:cs="Segoe UI"/>
@@ -435,17 +622,52 @@
           <w:szCs w:val="21"/>
           <w:shd w:val="clear" w:color="auto" w:fill="EBEEF2"/>
         </w:rPr>
-        <w:t>"esm": true</w:t>
-      </w:r>
-      <w:r>
-        <w:rPr>
-          <w:rFonts w:ascii="Segoe UI" w:hAnsi="Segoe UI" w:cs="Segoe UI"/>
-          <w:color w:val="0F1115"/>
-          <w:sz w:val="24"/>
-          <w:szCs w:val="24"/>
-        </w:rPr>
-        <w:t> to package.json</w:t>
-      </w:r>
+        <w:t>"</w:t>
+      </w:r>
+      <w:proofErr w:type="spellStart"/>
+      <w:r>
+        <w:rPr>
+          <w:rFonts w:ascii="Consolas" w:hAnsi="Consolas" w:cs="Courier New"/>
+          <w:color w:val="0F1115"/>
+          <w:sz w:val="21"/>
+          <w:szCs w:val="21"/>
+          <w:shd w:val="clear" w:color="auto" w:fill="EBEEF2"/>
+        </w:rPr>
+        <w:t>esm</w:t>
+      </w:r>
+      <w:proofErr w:type="spellEnd"/>
+      <w:r>
+        <w:rPr>
+          <w:rFonts w:ascii="Consolas" w:hAnsi="Consolas" w:cs="Courier New"/>
+          <w:color w:val="0F1115"/>
+          <w:sz w:val="21"/>
+          <w:szCs w:val="21"/>
+          <w:shd w:val="clear" w:color="auto" w:fill="EBEEF2"/>
+        </w:rPr>
+        <w:t>": true</w:t>
+      </w:r>
+      <w:r>
+        <w:rPr>
+          <w:rFonts w:ascii="Segoe UI" w:hAnsi="Segoe UI" w:cs="Segoe UI"/>
+          <w:color w:val="0F1115"/>
+          <w:sz w:val="24"/>
+          <w:szCs w:val="24"/>
+        </w:rPr>
+        <w:t xml:space="preserve"> to </w:t>
+      </w:r>
+      <w:proofErr w:type="spellStart"/>
+      <w:proofErr w:type="gramStart"/>
+      <w:r>
+        <w:rPr>
+          <w:rFonts w:ascii="Segoe UI" w:hAnsi="Segoe UI" w:cs="Segoe UI"/>
+          <w:color w:val="0F1115"/>
+          <w:sz w:val="24"/>
+          <w:szCs w:val="24"/>
+        </w:rPr>
+        <w:t>package.json</w:t>
+      </w:r>
+      <w:proofErr w:type="spellEnd"/>
+      <w:proofErr w:type="gramEnd"/>
       <w:r>
         <w:rPr>
           <w:rFonts w:ascii="Segoe UI" w:hAnsi="Segoe UI" w:cs="Segoe UI"/>
@@ -473,8 +695,21 @@
           <w:sz w:val="24"/>
           <w:szCs w:val="24"/>
         </w:rPr>
-        <w:t> to package.json</w:t>
-      </w:r>
+        <w:t xml:space="preserve"> to </w:t>
+      </w:r>
+      <w:proofErr w:type="spellStart"/>
+      <w:proofErr w:type="gramStart"/>
+      <w:r>
+        <w:rPr>
+          <w:rFonts w:ascii="Segoe UI" w:hAnsi="Segoe UI" w:cs="Segoe UI"/>
+          <w:color w:val="0F1115"/>
+          <w:sz w:val="24"/>
+          <w:szCs w:val="24"/>
+        </w:rPr>
+        <w:t>package.json</w:t>
+      </w:r>
+      <w:proofErr w:type="spellEnd"/>
+      <w:proofErr w:type="gramEnd"/>
       <w:r>
         <w:rPr>
           <w:rFonts w:ascii="Segoe UI" w:hAnsi="Segoe UI" w:cs="Segoe UI"/>
@@ -512,18 +747,41 @@
           <w:szCs w:val="24"/>
         </w:rPr>
         <w:br/>
-        <w:t>D) Rename all files to </w:t>
-      </w:r>
-      <w:r>
-        <w:rPr>
-          <w:rFonts w:ascii="Consolas" w:hAnsi="Consolas" w:cs="Courier New"/>
-          <w:color w:val="0F1115"/>
-          <w:sz w:val="21"/>
-          <w:szCs w:val="21"/>
-          <w:shd w:val="clear" w:color="auto" w:fill="EBEEF2"/>
-        </w:rPr>
-        <w:t>.mjs</w:t>
-      </w:r>
+        <w:t xml:space="preserve">D) Rename all files </w:t>
+      </w:r>
+      <w:proofErr w:type="gramStart"/>
+      <w:r>
+        <w:rPr>
+          <w:rFonts w:ascii="Segoe UI" w:hAnsi="Segoe UI" w:cs="Segoe UI"/>
+          <w:color w:val="0F1115"/>
+          <w:sz w:val="24"/>
+          <w:szCs w:val="24"/>
+        </w:rPr>
+        <w:t>to </w:t>
+      </w:r>
+      <w:r>
+        <w:rPr>
+          <w:rFonts w:ascii="Consolas" w:hAnsi="Consolas" w:cs="Courier New"/>
+          <w:color w:val="0F1115"/>
+          <w:sz w:val="21"/>
+          <w:szCs w:val="21"/>
+          <w:shd w:val="clear" w:color="auto" w:fill="EBEEF2"/>
+        </w:rPr>
+        <w:t>.</w:t>
+      </w:r>
+      <w:proofErr w:type="spellStart"/>
+      <w:r>
+        <w:rPr>
+          <w:rFonts w:ascii="Consolas" w:hAnsi="Consolas" w:cs="Courier New"/>
+          <w:color w:val="0F1115"/>
+          <w:sz w:val="21"/>
+          <w:szCs w:val="21"/>
+          <w:shd w:val="clear" w:color="auto" w:fill="EBEEF2"/>
+        </w:rPr>
+        <w:t>mjs</w:t>
+      </w:r>
+      <w:proofErr w:type="spellEnd"/>
+      <w:proofErr w:type="gramEnd"/>
       <w:r>
         <w:rPr>
           <w:rFonts w:ascii="Segoe UI" w:hAnsi="Segoe UI" w:cs="Segoe UI"/>
@@ -582,8 +840,21 @@
           <w:sz w:val="24"/>
           <w:szCs w:val="24"/>
         </w:rPr>
-        <w:t> to package.json</w:t>
-      </w:r>
+        <w:t xml:space="preserve"> to </w:t>
+      </w:r>
+      <w:proofErr w:type="spellStart"/>
+      <w:proofErr w:type="gramStart"/>
+      <w:r>
+        <w:rPr>
+          <w:rFonts w:ascii="Segoe UI" w:hAnsi="Segoe UI" w:cs="Segoe UI"/>
+          <w:color w:val="0F1115"/>
+          <w:sz w:val="24"/>
+          <w:szCs w:val="24"/>
+        </w:rPr>
+        <w:t>package.json</w:t>
+      </w:r>
+      <w:proofErr w:type="spellEnd"/>
+      <w:proofErr w:type="gramEnd"/>
     </w:p>
     <w:p>
       <w:pPr>
@@ -676,15 +947,29 @@
         </w:rPr>
         <w:t>A) </w:t>
       </w:r>
-      <w:r>
-        <w:rPr>
-          <w:rFonts w:ascii="Consolas" w:hAnsi="Consolas" w:cs="Courier New"/>
-          <w:color w:val="0F1115"/>
-          <w:sz w:val="21"/>
-          <w:szCs w:val="21"/>
-          <w:shd w:val="clear" w:color="auto" w:fill="EBEEF2"/>
-        </w:rPr>
-        <w:t>module.exports = add</w:t>
+      <w:proofErr w:type="spellStart"/>
+      <w:proofErr w:type="gramStart"/>
+      <w:r>
+        <w:rPr>
+          <w:rFonts w:ascii="Consolas" w:hAnsi="Consolas" w:cs="Courier New"/>
+          <w:color w:val="0F1115"/>
+          <w:sz w:val="21"/>
+          <w:szCs w:val="21"/>
+          <w:shd w:val="clear" w:color="auto" w:fill="EBEEF2"/>
+        </w:rPr>
+        <w:t>module.exports</w:t>
+      </w:r>
+      <w:proofErr w:type="spellEnd"/>
+      <w:proofErr w:type="gramEnd"/>
+      <w:r>
+        <w:rPr>
+          <w:rFonts w:ascii="Consolas" w:hAnsi="Consolas" w:cs="Courier New"/>
+          <w:color w:val="0F1115"/>
+          <w:sz w:val="21"/>
+          <w:szCs w:val="21"/>
+          <w:shd w:val="clear" w:color="auto" w:fill="EBEEF2"/>
+        </w:rPr>
+        <w:t xml:space="preserve"> = add</w:t>
       </w:r>
       <w:r>
         <w:rPr>
@@ -696,15 +981,27 @@
         <w:br/>
         <w:t>B) </w:t>
       </w:r>
-      <w:r>
-        <w:rPr>
-          <w:rFonts w:ascii="Consolas" w:hAnsi="Consolas" w:cs="Courier New"/>
-          <w:color w:val="0F1115"/>
-          <w:sz w:val="21"/>
-          <w:szCs w:val="21"/>
-          <w:shd w:val="clear" w:color="auto" w:fill="EBEEF2"/>
-        </w:rPr>
-        <w:t>exports.add = add</w:t>
+      <w:proofErr w:type="spellStart"/>
+      <w:r>
+        <w:rPr>
+          <w:rFonts w:ascii="Consolas" w:hAnsi="Consolas" w:cs="Courier New"/>
+          <w:color w:val="0F1115"/>
+          <w:sz w:val="21"/>
+          <w:szCs w:val="21"/>
+          <w:shd w:val="clear" w:color="auto" w:fill="EBEEF2"/>
+        </w:rPr>
+        <w:t>exports.add</w:t>
+      </w:r>
+      <w:proofErr w:type="spellEnd"/>
+      <w:r>
+        <w:rPr>
+          <w:rFonts w:ascii="Consolas" w:hAnsi="Consolas" w:cs="Courier New"/>
+          <w:color w:val="0F1115"/>
+          <w:sz w:val="21"/>
+          <w:szCs w:val="21"/>
+          <w:shd w:val="clear" w:color="auto" w:fill="EBEEF2"/>
+        </w:rPr>
+        <w:t xml:space="preserve"> = add</w:t>
       </w:r>
       <w:r>
         <w:rPr>
@@ -744,7 +1041,29 @@
           <w:szCs w:val="21"/>
           <w:shd w:val="clear" w:color="auto" w:fill="EBEEF2"/>
         </w:rPr>
-        <w:t>export { add }</w:t>
+        <w:t xml:space="preserve">export </w:t>
+      </w:r>
+      <w:proofErr w:type="gramStart"/>
+      <w:r>
+        <w:rPr>
+          <w:rFonts w:ascii="Consolas" w:hAnsi="Consolas" w:cs="Courier New"/>
+          <w:color w:val="0F1115"/>
+          <w:sz w:val="21"/>
+          <w:szCs w:val="21"/>
+          <w:shd w:val="clear" w:color="auto" w:fill="EBEEF2"/>
+        </w:rPr>
+        <w:t>{ add</w:t>
+      </w:r>
+      <w:proofErr w:type="gramEnd"/>
+      <w:r>
+        <w:rPr>
+          <w:rFonts w:ascii="Consolas" w:hAnsi="Consolas" w:cs="Courier New"/>
+          <w:color w:val="0F1115"/>
+          <w:sz w:val="21"/>
+          <w:szCs w:val="21"/>
+          <w:shd w:val="clear" w:color="auto" w:fill="EBEEF2"/>
+        </w:rPr>
+        <w:t xml:space="preserve"> }</w:t>
       </w:r>
     </w:p>
     <w:p>
@@ -786,7 +1105,29 @@
           <w:szCs w:val="21"/>
           <w:shd w:val="clear" w:color="auto" w:fill="EBEEF2"/>
         </w:rPr>
-        <w:t>export { add }</w:t>
+        <w:t xml:space="preserve">export </w:t>
+      </w:r>
+      <w:proofErr w:type="gramStart"/>
+      <w:r>
+        <w:rPr>
+          <w:rFonts w:ascii="Consolas" w:hAnsi="Consolas" w:cs="Courier New"/>
+          <w:color w:val="0F1115"/>
+          <w:sz w:val="21"/>
+          <w:szCs w:val="21"/>
+          <w:shd w:val="clear" w:color="auto" w:fill="EBEEF2"/>
+        </w:rPr>
+        <w:t>{ add</w:t>
+      </w:r>
+      <w:proofErr w:type="gramEnd"/>
+      <w:r>
+        <w:rPr>
+          <w:rFonts w:ascii="Consolas" w:hAnsi="Consolas" w:cs="Courier New"/>
+          <w:color w:val="0F1115"/>
+          <w:sz w:val="21"/>
+          <w:szCs w:val="21"/>
+          <w:shd w:val="clear" w:color="auto" w:fill="EBEEF2"/>
+        </w:rPr>
+        <w:t xml:space="preserve"> }</w:t>
       </w:r>
       <w:r>
         <w:rPr>
@@ -878,6 +1219,7 @@
         </w:rPr>
         <w:t>4. In an ES module, how do you import a default export named </w:t>
       </w:r>
+      <w:proofErr w:type="spellStart"/>
       <w:r>
         <w:rPr>
           <w:rFonts w:ascii="Consolas" w:hAnsi="Consolas" w:cs="Courier New"/>
@@ -888,6 +1230,7 @@
         </w:rPr>
         <w:t>myFunction</w:t>
       </w:r>
+      <w:proofErr w:type="spellEnd"/>
       <w:r>
         <w:rPr>
           <w:rFonts w:ascii="Segoe UI" w:hAnsi="Segoe UI" w:cs="Segoe UI"/>
@@ -949,7 +1292,29 @@
           <w:szCs w:val="21"/>
           <w:shd w:val="clear" w:color="auto" w:fill="EBEEF2"/>
         </w:rPr>
-        <w:t>import myFunction from './utils.js'</w:t>
+        <w:t xml:space="preserve">import </w:t>
+      </w:r>
+      <w:proofErr w:type="spellStart"/>
+      <w:r>
+        <w:rPr>
+          <w:rFonts w:ascii="Consolas" w:hAnsi="Consolas" w:cs="Courier New"/>
+          <w:color w:val="0F1115"/>
+          <w:sz w:val="21"/>
+          <w:szCs w:val="21"/>
+          <w:shd w:val="clear" w:color="auto" w:fill="EBEEF2"/>
+        </w:rPr>
+        <w:t>myFunction</w:t>
+      </w:r>
+      <w:proofErr w:type="spellEnd"/>
+      <w:r>
+        <w:rPr>
+          <w:rFonts w:ascii="Consolas" w:hAnsi="Consolas" w:cs="Courier New"/>
+          <w:color w:val="0F1115"/>
+          <w:sz w:val="21"/>
+          <w:szCs w:val="21"/>
+          <w:shd w:val="clear" w:color="auto" w:fill="EBEEF2"/>
+        </w:rPr>
+        <w:t xml:space="preserve"> from './utils.js'</w:t>
       </w:r>
       <w:r>
         <w:rPr>
@@ -969,7 +1334,41 @@
           <w:szCs w:val="21"/>
           <w:shd w:val="clear" w:color="auto" w:fill="EBEEF2"/>
         </w:rPr>
-        <w:t>import { myFunction } from './utils.js'</w:t>
+        <w:t xml:space="preserve">import </w:t>
+      </w:r>
+      <w:proofErr w:type="gramStart"/>
+      <w:r>
+        <w:rPr>
+          <w:rFonts w:ascii="Consolas" w:hAnsi="Consolas" w:cs="Courier New"/>
+          <w:color w:val="0F1115"/>
+          <w:sz w:val="21"/>
+          <w:szCs w:val="21"/>
+          <w:shd w:val="clear" w:color="auto" w:fill="EBEEF2"/>
+        </w:rPr>
+        <w:t xml:space="preserve">{ </w:t>
+      </w:r>
+      <w:proofErr w:type="spellStart"/>
+      <w:r>
+        <w:rPr>
+          <w:rFonts w:ascii="Consolas" w:hAnsi="Consolas" w:cs="Courier New"/>
+          <w:color w:val="0F1115"/>
+          <w:sz w:val="21"/>
+          <w:szCs w:val="21"/>
+          <w:shd w:val="clear" w:color="auto" w:fill="EBEEF2"/>
+        </w:rPr>
+        <w:t>myFunction</w:t>
+      </w:r>
+      <w:proofErr w:type="spellEnd"/>
+      <w:proofErr w:type="gramEnd"/>
+      <w:r>
+        <w:rPr>
+          <w:rFonts w:ascii="Consolas" w:hAnsi="Consolas" w:cs="Courier New"/>
+          <w:color w:val="0F1115"/>
+          <w:sz w:val="21"/>
+          <w:szCs w:val="21"/>
+          <w:shd w:val="clear" w:color="auto" w:fill="EBEEF2"/>
+        </w:rPr>
+        <w:t xml:space="preserve"> } from './utils.js'</w:t>
       </w:r>
       <w:r>
         <w:rPr>
@@ -989,7 +1388,29 @@
           <w:szCs w:val="21"/>
           <w:shd w:val="clear" w:color="auto" w:fill="EBEEF2"/>
         </w:rPr>
-        <w:t>const myFunction = require('./utils.js')</w:t>
+        <w:t xml:space="preserve">const </w:t>
+      </w:r>
+      <w:proofErr w:type="spellStart"/>
+      <w:r>
+        <w:rPr>
+          <w:rFonts w:ascii="Consolas" w:hAnsi="Consolas" w:cs="Courier New"/>
+          <w:color w:val="0F1115"/>
+          <w:sz w:val="21"/>
+          <w:szCs w:val="21"/>
+          <w:shd w:val="clear" w:color="auto" w:fill="EBEEF2"/>
+        </w:rPr>
+        <w:t>myFunction</w:t>
+      </w:r>
+      <w:proofErr w:type="spellEnd"/>
+      <w:r>
+        <w:rPr>
+          <w:rFonts w:ascii="Consolas" w:hAnsi="Consolas" w:cs="Courier New"/>
+          <w:color w:val="0F1115"/>
+          <w:sz w:val="21"/>
+          <w:szCs w:val="21"/>
+          <w:shd w:val="clear" w:color="auto" w:fill="EBEEF2"/>
+        </w:rPr>
+        <w:t xml:space="preserve"> = require('./utils.js')</w:t>
       </w:r>
       <w:r>
         <w:rPr>
@@ -1009,7 +1430,29 @@
           <w:szCs w:val="21"/>
           <w:shd w:val="clear" w:color="auto" w:fill="EBEEF2"/>
         </w:rPr>
-        <w:t>import * as myFunction from './utils.js'</w:t>
+        <w:t xml:space="preserve">import * as </w:t>
+      </w:r>
+      <w:proofErr w:type="spellStart"/>
+      <w:r>
+        <w:rPr>
+          <w:rFonts w:ascii="Consolas" w:hAnsi="Consolas" w:cs="Courier New"/>
+          <w:color w:val="0F1115"/>
+          <w:sz w:val="21"/>
+          <w:szCs w:val="21"/>
+          <w:shd w:val="clear" w:color="auto" w:fill="EBEEF2"/>
+        </w:rPr>
+        <w:t>myFunction</w:t>
+      </w:r>
+      <w:proofErr w:type="spellEnd"/>
+      <w:r>
+        <w:rPr>
+          <w:rFonts w:ascii="Consolas" w:hAnsi="Consolas" w:cs="Courier New"/>
+          <w:color w:val="0F1115"/>
+          <w:sz w:val="21"/>
+          <w:szCs w:val="21"/>
+          <w:shd w:val="clear" w:color="auto" w:fill="EBEEF2"/>
+        </w:rPr>
+        <w:t xml:space="preserve"> from './utils.js'</w:t>
       </w:r>
     </w:p>
     <w:p>
@@ -1051,7 +1494,29 @@
           <w:szCs w:val="21"/>
           <w:shd w:val="clear" w:color="auto" w:fill="EBEEF2"/>
         </w:rPr>
-        <w:t>import myFunction from './utils.js'</w:t>
+        <w:t xml:space="preserve">import </w:t>
+      </w:r>
+      <w:proofErr w:type="spellStart"/>
+      <w:r>
+        <w:rPr>
+          <w:rFonts w:ascii="Consolas" w:hAnsi="Consolas" w:cs="Courier New"/>
+          <w:color w:val="0F1115"/>
+          <w:sz w:val="21"/>
+          <w:szCs w:val="21"/>
+          <w:shd w:val="clear" w:color="auto" w:fill="EBEEF2"/>
+        </w:rPr>
+        <w:t>myFunction</w:t>
+      </w:r>
+      <w:proofErr w:type="spellEnd"/>
+      <w:r>
+        <w:rPr>
+          <w:rFonts w:ascii="Consolas" w:hAnsi="Consolas" w:cs="Courier New"/>
+          <w:color w:val="0F1115"/>
+          <w:sz w:val="21"/>
+          <w:szCs w:val="21"/>
+          <w:shd w:val="clear" w:color="auto" w:fill="EBEEF2"/>
+        </w:rPr>
+        <w:t xml:space="preserve"> from './utils.js'</w:t>
       </w:r>
     </w:p>
     <w:p>
@@ -1193,7 +1658,29 @@
           <w:szCs w:val="21"/>
           <w:shd w:val="clear" w:color="auto" w:fill="EBEEF2"/>
         </w:rPr>
-        <w:t>import { multiply } from './math.js'</w:t>
+        <w:t xml:space="preserve">import </w:t>
+      </w:r>
+      <w:proofErr w:type="gramStart"/>
+      <w:r>
+        <w:rPr>
+          <w:rFonts w:ascii="Consolas" w:hAnsi="Consolas" w:cs="Courier New"/>
+          <w:color w:val="0F1115"/>
+          <w:sz w:val="21"/>
+          <w:szCs w:val="21"/>
+          <w:shd w:val="clear" w:color="auto" w:fill="EBEEF2"/>
+        </w:rPr>
+        <w:t>{ multiply</w:t>
+      </w:r>
+      <w:proofErr w:type="gramEnd"/>
+      <w:r>
+        <w:rPr>
+          <w:rFonts w:ascii="Consolas" w:hAnsi="Consolas" w:cs="Courier New"/>
+          <w:color w:val="0F1115"/>
+          <w:sz w:val="21"/>
+          <w:szCs w:val="21"/>
+          <w:shd w:val="clear" w:color="auto" w:fill="EBEEF2"/>
+        </w:rPr>
+        <w:t xml:space="preserve"> } from './math.js'</w:t>
       </w:r>
       <w:r>
         <w:rPr>
@@ -1233,8 +1720,20 @@
           <w:szCs w:val="21"/>
           <w:shd w:val="clear" w:color="auto" w:fill="EBEEF2"/>
         </w:rPr>
-        <w:t>const multiply = require('./math.js').multiply</w:t>
-      </w:r>
+        <w:t>const multiply = require('./math.js'</w:t>
+      </w:r>
+      <w:proofErr w:type="gramStart"/>
+      <w:r>
+        <w:rPr>
+          <w:rFonts w:ascii="Consolas" w:hAnsi="Consolas" w:cs="Courier New"/>
+          <w:color w:val="0F1115"/>
+          <w:sz w:val="21"/>
+          <w:szCs w:val="21"/>
+          <w:shd w:val="clear" w:color="auto" w:fill="EBEEF2"/>
+        </w:rPr>
+        <w:t>).multiply</w:t>
+      </w:r>
+      <w:proofErr w:type="gramEnd"/>
     </w:p>
     <w:p>
       <w:pPr>
@@ -1275,7 +1774,29 @@
           <w:szCs w:val="21"/>
           <w:shd w:val="clear" w:color="auto" w:fill="EBEEF2"/>
         </w:rPr>
-        <w:t>import { multiply } from './math.js'</w:t>
+        <w:t xml:space="preserve">import </w:t>
+      </w:r>
+      <w:proofErr w:type="gramStart"/>
+      <w:r>
+        <w:rPr>
+          <w:rFonts w:ascii="Consolas" w:hAnsi="Consolas" w:cs="Courier New"/>
+          <w:color w:val="0F1115"/>
+          <w:sz w:val="21"/>
+          <w:szCs w:val="21"/>
+          <w:shd w:val="clear" w:color="auto" w:fill="EBEEF2"/>
+        </w:rPr>
+        <w:t>{ multiply</w:t>
+      </w:r>
+      <w:proofErr w:type="gramEnd"/>
+      <w:r>
+        <w:rPr>
+          <w:rFonts w:ascii="Consolas" w:hAnsi="Consolas" w:cs="Courier New"/>
+          <w:color w:val="0F1115"/>
+          <w:sz w:val="21"/>
+          <w:szCs w:val="21"/>
+          <w:shd w:val="clear" w:color="auto" w:fill="EBEEF2"/>
+        </w:rPr>
+        <w:t xml:space="preserve"> } from './math.js'</w:t>
       </w:r>
     </w:p>
     <w:p>
@@ -1530,6 +2051,7 @@
           <w:szCs w:val="19"/>
         </w:rPr>
       </w:pPr>
+      <w:proofErr w:type="spellStart"/>
       <w:r>
         <w:rPr>
           <w:rFonts w:ascii="Consolas" w:hAnsi="Consolas" w:cs="Segoe UI"/>
@@ -1539,6 +2061,7 @@
         </w:rPr>
         <w:t>js</w:t>
       </w:r>
+      <w:proofErr w:type="spellEnd"/>
     </w:p>
     <w:p>
       <w:pPr>
@@ -1662,6 +2185,7 @@
         </w:rPr>
         <w:t>(</w:t>
       </w:r>
+      <w:proofErr w:type="gramStart"/>
       <w:r>
         <w:rPr>
           <w:rFonts w:ascii="Consolas" w:hAnsi="Consolas" w:cs="Courier New"/>
@@ -1690,6 +2214,7 @@
         </w:rPr>
         <w:t>{</w:t>
       </w:r>
+      <w:proofErr w:type="gramEnd"/>
     </w:p>
     <w:p>
       <w:pPr>
@@ -1754,6 +2279,7 @@
         </w:rPr>
         <w:t>message</w:t>
       </w:r>
+      <w:proofErr w:type="gramStart"/>
       <w:r>
         <w:rPr>
           <w:rFonts w:ascii="Consolas" w:hAnsi="Consolas" w:cs="Courier New"/>
@@ -1761,6 +2287,7 @@
         </w:rPr>
         <w:t>);</w:t>
       </w:r>
+      <w:proofErr w:type="gramEnd"/>
     </w:p>
     <w:p>
       <w:pPr>
@@ -1873,7 +2400,15 @@
           <w:rFonts w:ascii="Consolas" w:hAnsi="Consolas" w:cs="Courier New"/>
           <w:color w:val="50A14F"/>
         </w:rPr>
-        <w:t>'info'</w:t>
+        <w:t>'info</w:t>
+      </w:r>
+      <w:proofErr w:type="gramStart"/>
+      <w:r>
+        <w:rPr>
+          <w:rFonts w:ascii="Consolas" w:hAnsi="Consolas" w:cs="Courier New"/>
+          <w:color w:val="50A14F"/>
+        </w:rPr>
+        <w:t>'</w:t>
       </w:r>
       <w:r>
         <w:rPr>
@@ -1882,6 +2417,7 @@
         </w:rPr>
         <w:t>;</w:t>
       </w:r>
+      <w:proofErr w:type="gramEnd"/>
     </w:p>
     <w:p>
       <w:pPr>
@@ -2377,16 +2913,37 @@
           <w:szCs w:val="21"/>
           <w:shd w:val="clear" w:color="auto" w:fill="EBEEF2"/>
         </w:rPr>
-        <w:t>import('./file.js')</w:t>
-      </w:r>
-      <w:r>
-        <w:rPr>
-          <w:rFonts w:ascii="Segoe UI" w:hAnsi="Segoe UI" w:cs="Segoe UI"/>
-          <w:color w:val="0F1115"/>
-          <w:sz w:val="24"/>
-          <w:szCs w:val="24"/>
-        </w:rPr>
-        <w:t> — returns a promise</w:t>
+        <w:t>import('./file.js</w:t>
+      </w:r>
+      <w:proofErr w:type="gramStart"/>
+      <w:r>
+        <w:rPr>
+          <w:rFonts w:ascii="Consolas" w:hAnsi="Consolas" w:cs="Courier New"/>
+          <w:color w:val="0F1115"/>
+          <w:sz w:val="21"/>
+          <w:szCs w:val="21"/>
+          <w:shd w:val="clear" w:color="auto" w:fill="EBEEF2"/>
+        </w:rPr>
+        <w:t>')</w:t>
+      </w:r>
+      <w:r>
+        <w:rPr>
+          <w:rFonts w:ascii="Segoe UI" w:hAnsi="Segoe UI" w:cs="Segoe UI"/>
+          <w:color w:val="0F1115"/>
+          <w:sz w:val="24"/>
+          <w:szCs w:val="24"/>
+        </w:rPr>
+        <w:t> —</w:t>
+      </w:r>
+      <w:proofErr w:type="gramEnd"/>
+      <w:r>
+        <w:rPr>
+          <w:rFonts w:ascii="Segoe UI" w:hAnsi="Segoe UI" w:cs="Segoe UI"/>
+          <w:color w:val="0F1115"/>
+          <w:sz w:val="24"/>
+          <w:szCs w:val="24"/>
+        </w:rPr>
+        <w:t xml:space="preserve"> returns a promise</w:t>
       </w:r>
     </w:p>
     <w:p>
@@ -2449,6 +3006,7 @@
           <w:szCs w:val="19"/>
         </w:rPr>
       </w:pPr>
+      <w:proofErr w:type="spellStart"/>
       <w:r>
         <w:rPr>
           <w:rFonts w:ascii="Consolas" w:hAnsi="Consolas" w:cs="Segoe UI"/>
@@ -2458,6 +3016,7 @@
         </w:rPr>
         <w:t>js</w:t>
       </w:r>
+      <w:proofErr w:type="spellEnd"/>
     </w:p>
     <w:p>
       <w:pPr>
@@ -2508,6 +3067,7 @@
         </w:rPr>
         <w:t>'./math.js'</w:t>
       </w:r>
+      <w:proofErr w:type="gramStart"/>
       <w:r>
         <w:rPr>
           <w:rFonts w:ascii="Consolas" w:hAnsi="Consolas" w:cs="Courier New"/>
@@ -2522,6 +3082,7 @@
         </w:rPr>
         <w:t>then</w:t>
       </w:r>
+      <w:proofErr w:type="gramEnd"/>
       <w:r>
         <w:rPr>
           <w:rFonts w:ascii="Consolas" w:hAnsi="Consolas" w:cs="Courier New"/>
@@ -2591,7 +3152,15 @@
           <w:rFonts w:ascii="Consolas" w:hAnsi="Consolas" w:cs="Courier New"/>
           <w:color w:val="0F1115"/>
         </w:rPr>
-        <w:t xml:space="preserve">  console</w:t>
+        <w:t xml:space="preserve">  </w:t>
+      </w:r>
+      <w:proofErr w:type="gramStart"/>
+      <w:r>
+        <w:rPr>
+          <w:rFonts w:ascii="Consolas" w:hAnsi="Consolas" w:cs="Courier New"/>
+          <w:color w:val="0F1115"/>
+        </w:rPr>
+        <w:t>console</w:t>
       </w:r>
       <w:r>
         <w:rPr>
@@ -2614,6 +3183,7 @@
         </w:rPr>
         <w:t>(</w:t>
       </w:r>
+      <w:proofErr w:type="spellStart"/>
       <w:r>
         <w:rPr>
           <w:rFonts w:ascii="Consolas" w:hAnsi="Consolas" w:cs="Courier New"/>
@@ -2635,6 +3205,7 @@
         </w:rPr>
         <w:t>add</w:t>
       </w:r>
+      <w:proofErr w:type="spellEnd"/>
       <w:r>
         <w:rPr>
           <w:rFonts w:ascii="Consolas" w:hAnsi="Consolas" w:cs="Courier New"/>
@@ -2642,6 +3213,7 @@
         </w:rPr>
         <w:t>(</w:t>
       </w:r>
+      <w:proofErr w:type="gramEnd"/>
       <w:r>
         <w:rPr>
           <w:rFonts w:ascii="Consolas" w:hAnsi="Consolas" w:cs="Courier New"/>
@@ -2675,8 +3247,17 @@
           <w:rFonts w:ascii="Consolas" w:hAnsi="Consolas" w:cs="Courier New"/>
           <w:color w:val="383A42"/>
         </w:rPr>
-        <w:t>));</w:t>
-      </w:r>
+        <w:t>)</w:t>
+      </w:r>
+      <w:proofErr w:type="gramStart"/>
+      <w:r>
+        <w:rPr>
+          <w:rFonts w:ascii="Consolas" w:hAnsi="Consolas" w:cs="Courier New"/>
+          <w:color w:val="383A42"/>
+        </w:rPr>
+        <w:t>);</w:t>
+      </w:r>
+      <w:proofErr w:type="gramEnd"/>
     </w:p>
     <w:p>
       <w:pPr>
@@ -2711,8 +3292,17 @@
           <w:rFonts w:ascii="Consolas" w:hAnsi="Consolas" w:cs="Courier New"/>
           <w:color w:val="383A42"/>
         </w:rPr>
-        <w:t>});</w:t>
-      </w:r>
+        <w:t>}</w:t>
+      </w:r>
+      <w:proofErr w:type="gramStart"/>
+      <w:r>
+        <w:rPr>
+          <w:rFonts w:ascii="Consolas" w:hAnsi="Consolas" w:cs="Courier New"/>
+          <w:color w:val="383A42"/>
+        </w:rPr>
+        <w:t>);</w:t>
+      </w:r>
+      <w:proofErr w:type="gramEnd"/>
     </w:p>
     <w:p>
       <w:pPr>
@@ -2761,8 +3351,66 @@
           <w:szCs w:val="21"/>
           <w:shd w:val="clear" w:color="auto" w:fill="EBEEF2"/>
         </w:rPr>
-        <w:t>export const add = (a,b) =&gt; a+b;</w:t>
-      </w:r>
+        <w:t>export const add = (</w:t>
+      </w:r>
+      <w:proofErr w:type="spellStart"/>
+      <w:proofErr w:type="gramStart"/>
+      <w:r>
+        <w:rPr>
+          <w:rFonts w:ascii="Consolas" w:hAnsi="Consolas" w:cs="Courier New"/>
+          <w:color w:val="0F1115"/>
+          <w:sz w:val="21"/>
+          <w:szCs w:val="21"/>
+          <w:shd w:val="clear" w:color="auto" w:fill="EBEEF2"/>
+        </w:rPr>
+        <w:t>a,b</w:t>
+      </w:r>
+      <w:proofErr w:type="spellEnd"/>
+      <w:proofErr w:type="gramEnd"/>
+      <w:r>
+        <w:rPr>
+          <w:rFonts w:ascii="Consolas" w:hAnsi="Consolas" w:cs="Courier New"/>
+          <w:color w:val="0F1115"/>
+          <w:sz w:val="21"/>
+          <w:szCs w:val="21"/>
+          <w:shd w:val="clear" w:color="auto" w:fill="EBEEF2"/>
+        </w:rPr>
+        <w:t xml:space="preserve">) =&gt; </w:t>
+      </w:r>
+      <w:proofErr w:type="spellStart"/>
+      <w:r>
+        <w:rPr>
+          <w:rFonts w:ascii="Consolas" w:hAnsi="Consolas" w:cs="Courier New"/>
+          <w:color w:val="0F1115"/>
+          <w:sz w:val="21"/>
+          <w:szCs w:val="21"/>
+          <w:shd w:val="clear" w:color="auto" w:fill="EBEEF2"/>
+        </w:rPr>
+        <w:t>a+</w:t>
+      </w:r>
+      <w:proofErr w:type="gramStart"/>
+      <w:r>
+        <w:rPr>
+          <w:rFonts w:ascii="Consolas" w:hAnsi="Consolas" w:cs="Courier New"/>
+          <w:color w:val="0F1115"/>
+          <w:sz w:val="21"/>
+          <w:szCs w:val="21"/>
+          <w:shd w:val="clear" w:color="auto" w:fill="EBEEF2"/>
+        </w:rPr>
+        <w:t>b</w:t>
+      </w:r>
+      <w:proofErr w:type="spellEnd"/>
+      <w:r>
+        <w:rPr>
+          <w:rFonts w:ascii="Consolas" w:hAnsi="Consolas" w:cs="Courier New"/>
+          <w:color w:val="0F1115"/>
+          <w:sz w:val="21"/>
+          <w:szCs w:val="21"/>
+          <w:shd w:val="clear" w:color="auto" w:fill="EBEEF2"/>
+        </w:rPr>
+        <w:t>;</w:t>
+      </w:r>
+      <w:proofErr w:type="gramEnd"/>
     </w:p>
     <w:p>
       <w:pPr>
@@ -2804,16 +3452,40 @@
         <w:br/>
         <w:t>B) </w:t>
       </w:r>
-      <w:r>
-        <w:rPr>
-          <w:rFonts w:ascii="Consolas" w:hAnsi="Consolas" w:cs="Courier New"/>
-          <w:color w:val="0F1115"/>
-          <w:sz w:val="21"/>
-          <w:szCs w:val="21"/>
-          <w:shd w:val="clear" w:color="auto" w:fill="EBEEF2"/>
-        </w:rPr>
-        <w:t>{ add: [Function] }</w:t>
-      </w:r>
+      <w:proofErr w:type="gramStart"/>
+      <w:r>
+        <w:rPr>
+          <w:rFonts w:ascii="Consolas" w:hAnsi="Consolas" w:cs="Courier New"/>
+          <w:color w:val="0F1115"/>
+          <w:sz w:val="21"/>
+          <w:szCs w:val="21"/>
+          <w:shd w:val="clear" w:color="auto" w:fill="EBEEF2"/>
+        </w:rPr>
+        <w:t>{ add</w:t>
+      </w:r>
+      <w:proofErr w:type="gramEnd"/>
+      <w:r>
+        <w:rPr>
+          <w:rFonts w:ascii="Consolas" w:hAnsi="Consolas" w:cs="Courier New"/>
+          <w:color w:val="0F1115"/>
+          <w:sz w:val="21"/>
+          <w:szCs w:val="21"/>
+          <w:shd w:val="clear" w:color="auto" w:fill="EBEEF2"/>
+        </w:rPr>
+        <w:t>: [Function</w:t>
+      </w:r>
+      <w:proofErr w:type="gramStart"/>
+      <w:r>
+        <w:rPr>
+          <w:rFonts w:ascii="Consolas" w:hAnsi="Consolas" w:cs="Courier New"/>
+          <w:color w:val="0F1115"/>
+          <w:sz w:val="21"/>
+          <w:szCs w:val="21"/>
+          <w:shd w:val="clear" w:color="auto" w:fill="EBEEF2"/>
+        </w:rPr>
+        <w:t>] }</w:t>
+      </w:r>
+      <w:proofErr w:type="gramEnd"/>
       <w:r>
         <w:rPr>
           <w:rFonts w:ascii="Segoe UI" w:hAnsi="Segoe UI" w:cs="Segoe UI"/>
@@ -2936,6 +3608,8 @@
         </w:rPr>
         <w:t>11. In ES modules, what does </w:t>
       </w:r>
+      <w:proofErr w:type="spellStart"/>
+      <w:proofErr w:type="gramStart"/>
       <w:r>
         <w:rPr>
           <w:rFonts w:ascii="Consolas" w:hAnsi="Consolas" w:cs="Courier New"/>
@@ -2946,6 +3620,8 @@
         </w:rPr>
         <w:t>import.meta</w:t>
       </w:r>
+      <w:proofErr w:type="spellEnd"/>
+      <w:proofErr w:type="gramEnd"/>
       <w:r>
         <w:rPr>
           <w:rFonts w:ascii="Segoe UI" w:hAnsi="Segoe UI" w:cs="Segoe UI"/>
@@ -3155,8 +3831,20 @@
           <w:color w:val="0F1115"/>
           <w:shd w:val="clear" w:color="auto" w:fill="EBEEF2"/>
         </w:rPr>
-        <w:t>__dirname</w:t>
-      </w:r>
+        <w:t>__</w:t>
+      </w:r>
+      <w:proofErr w:type="spellStart"/>
+      <w:r>
+        <w:rPr>
+          <w:rFonts w:ascii="Consolas" w:hAnsi="Consolas" w:cs="Courier New"/>
+          <w:b/>
+          <w:bCs/>
+          <w:color w:val="0F1115"/>
+          <w:shd w:val="clear" w:color="auto" w:fill="EBEEF2"/>
+        </w:rPr>
+        <w:t>dirname</w:t>
+      </w:r>
+      <w:proofErr w:type="spellEnd"/>
       <w:r>
         <w:rPr>
           <w:rFonts w:ascii="Segoe UI" w:hAnsi="Segoe UI" w:cs="Segoe UI"/>
@@ -3197,8 +3885,20 @@
           <w:szCs w:val="21"/>
           <w:shd w:val="clear" w:color="auto" w:fill="EBEEF2"/>
         </w:rPr>
-        <w:t>__dirname</w:t>
-      </w:r>
+        <w:t>__</w:t>
+      </w:r>
+      <w:proofErr w:type="spellStart"/>
+      <w:r>
+        <w:rPr>
+          <w:rFonts w:ascii="Consolas" w:hAnsi="Consolas" w:cs="Courier New"/>
+          <w:color w:val="0F1115"/>
+          <w:sz w:val="21"/>
+          <w:szCs w:val="21"/>
+          <w:shd w:val="clear" w:color="auto" w:fill="EBEEF2"/>
+        </w:rPr>
+        <w:t>dirname</w:t>
+      </w:r>
+      <w:proofErr w:type="spellEnd"/>
       <w:r>
         <w:rPr>
           <w:rFonts w:ascii="Segoe UI" w:hAnsi="Segoe UI" w:cs="Segoe UI"/>
@@ -3237,15 +3937,29 @@
         </w:rPr>
         <w:t> + </w:t>
       </w:r>
-      <w:r>
-        <w:rPr>
-          <w:rFonts w:ascii="Consolas" w:hAnsi="Consolas" w:cs="Courier New"/>
-          <w:color w:val="0F1115"/>
-          <w:sz w:val="21"/>
-          <w:szCs w:val="21"/>
-          <w:shd w:val="clear" w:color="auto" w:fill="EBEEF2"/>
-        </w:rPr>
-        <w:t>path.dirname()</w:t>
+      <w:proofErr w:type="spellStart"/>
+      <w:proofErr w:type="gramStart"/>
+      <w:r>
+        <w:rPr>
+          <w:rFonts w:ascii="Consolas" w:hAnsi="Consolas" w:cs="Courier New"/>
+          <w:color w:val="0F1115"/>
+          <w:sz w:val="21"/>
+          <w:szCs w:val="21"/>
+          <w:shd w:val="clear" w:color="auto" w:fill="EBEEF2"/>
+        </w:rPr>
+        <w:t>path.dirname</w:t>
+      </w:r>
+      <w:proofErr w:type="spellEnd"/>
+      <w:proofErr w:type="gramEnd"/>
+      <w:r>
+        <w:rPr>
+          <w:rFonts w:ascii="Consolas" w:hAnsi="Consolas" w:cs="Courier New"/>
+          <w:color w:val="0F1115"/>
+          <w:sz w:val="21"/>
+          <w:szCs w:val="21"/>
+          <w:shd w:val="clear" w:color="auto" w:fill="EBEEF2"/>
+        </w:rPr>
+        <w:t>()</w:t>
       </w:r>
       <w:r>
         <w:rPr>
@@ -3257,15 +3971,27 @@
         <w:br/>
         <w:t>C) </w:t>
       </w:r>
-      <w:r>
-        <w:rPr>
-          <w:rFonts w:ascii="Consolas" w:hAnsi="Consolas" w:cs="Courier New"/>
-          <w:color w:val="0F1115"/>
-          <w:sz w:val="21"/>
-          <w:szCs w:val="21"/>
-          <w:shd w:val="clear" w:color="auto" w:fill="EBEEF2"/>
-        </w:rPr>
-        <w:t>process.cwd()</w:t>
+      <w:proofErr w:type="spellStart"/>
+      <w:r>
+        <w:rPr>
+          <w:rFonts w:ascii="Consolas" w:hAnsi="Consolas" w:cs="Courier New"/>
+          <w:color w:val="0F1115"/>
+          <w:sz w:val="21"/>
+          <w:szCs w:val="21"/>
+          <w:shd w:val="clear" w:color="auto" w:fill="EBEEF2"/>
+        </w:rPr>
+        <w:t>process.cwd</w:t>
+      </w:r>
+      <w:proofErr w:type="spellEnd"/>
+      <w:r>
+        <w:rPr>
+          <w:rFonts w:ascii="Consolas" w:hAnsi="Consolas" w:cs="Courier New"/>
+          <w:color w:val="0F1115"/>
+          <w:sz w:val="21"/>
+          <w:szCs w:val="21"/>
+          <w:shd w:val="clear" w:color="auto" w:fill="EBEEF2"/>
+        </w:rPr>
+        <w:t>()</w:t>
       </w:r>
       <w:r>
         <w:rPr>
@@ -3277,16 +4003,40 @@
         <w:br/>
         <w:t>D) </w:t>
       </w:r>
-      <w:r>
-        <w:rPr>
-          <w:rFonts w:ascii="Consolas" w:hAnsi="Consolas" w:cs="Courier New"/>
-          <w:color w:val="0F1115"/>
-          <w:sz w:val="21"/>
-          <w:szCs w:val="21"/>
-          <w:shd w:val="clear" w:color="auto" w:fill="EBEEF2"/>
-        </w:rPr>
-        <w:t>global.__dirname</w:t>
-      </w:r>
+      <w:proofErr w:type="gramStart"/>
+      <w:r>
+        <w:rPr>
+          <w:rFonts w:ascii="Consolas" w:hAnsi="Consolas" w:cs="Courier New"/>
+          <w:color w:val="0F1115"/>
+          <w:sz w:val="21"/>
+          <w:szCs w:val="21"/>
+          <w:shd w:val="clear" w:color="auto" w:fill="EBEEF2"/>
+        </w:rPr>
+        <w:t>global._</w:t>
+      </w:r>
+      <w:proofErr w:type="gramEnd"/>
+      <w:r>
+        <w:rPr>
+          <w:rFonts w:ascii="Consolas" w:hAnsi="Consolas" w:cs="Courier New"/>
+          <w:color w:val="0F1115"/>
+          <w:sz w:val="21"/>
+          <w:szCs w:val="21"/>
+          <w:shd w:val="clear" w:color="auto" w:fill="EBEEF2"/>
+        </w:rPr>
+        <w:t>_</w:t>
+      </w:r>
+      <w:proofErr w:type="spellStart"/>
+      <w:r>
+        <w:rPr>
+          <w:rFonts w:ascii="Consolas" w:hAnsi="Consolas" w:cs="Courier New"/>
+          <w:color w:val="0F1115"/>
+          <w:sz w:val="21"/>
+          <w:szCs w:val="21"/>
+          <w:shd w:val="clear" w:color="auto" w:fill="EBEEF2"/>
+        </w:rPr>
+        <w:t>dirname</w:t>
+      </w:r>
+      <w:proofErr w:type="spellEnd"/>
     </w:p>
     <w:p>
       <w:pPr>
@@ -3338,15 +4088,29 @@
         </w:rPr>
         <w:t> + </w:t>
       </w:r>
-      <w:r>
-        <w:rPr>
-          <w:rFonts w:ascii="Consolas" w:hAnsi="Consolas" w:cs="Courier New"/>
-          <w:color w:val="0F1115"/>
-          <w:sz w:val="21"/>
-          <w:szCs w:val="21"/>
-          <w:shd w:val="clear" w:color="auto" w:fill="EBEEF2"/>
-        </w:rPr>
-        <w:t>path.dirname()</w:t>
+      <w:proofErr w:type="spellStart"/>
+      <w:proofErr w:type="gramStart"/>
+      <w:r>
+        <w:rPr>
+          <w:rFonts w:ascii="Consolas" w:hAnsi="Consolas" w:cs="Courier New"/>
+          <w:color w:val="0F1115"/>
+          <w:sz w:val="21"/>
+          <w:szCs w:val="21"/>
+          <w:shd w:val="clear" w:color="auto" w:fill="EBEEF2"/>
+        </w:rPr>
+        <w:t>path.dirname</w:t>
+      </w:r>
+      <w:proofErr w:type="spellEnd"/>
+      <w:proofErr w:type="gramEnd"/>
+      <w:r>
+        <w:rPr>
+          <w:rFonts w:ascii="Consolas" w:hAnsi="Consolas" w:cs="Courier New"/>
+          <w:color w:val="0F1115"/>
+          <w:sz w:val="21"/>
+          <w:szCs w:val="21"/>
+          <w:shd w:val="clear" w:color="auto" w:fill="EBEEF2"/>
+        </w:rPr>
+        <w:t>()</w:t>
       </w:r>
       <w:r>
         <w:rPr>
@@ -3376,7 +4140,75 @@
           <w:szCs w:val="21"/>
           <w:shd w:val="clear" w:color="auto" w:fill="EBEEF2"/>
         </w:rPr>
-        <w:t>const __dirname = path.dirname(fileURLToPath(import.meta.url))</w:t>
+        <w:t>const __</w:t>
+      </w:r>
+      <w:proofErr w:type="spellStart"/>
+      <w:r>
+        <w:rPr>
+          <w:rFonts w:ascii="Consolas" w:hAnsi="Consolas" w:cs="Courier New"/>
+          <w:color w:val="0F1115"/>
+          <w:sz w:val="21"/>
+          <w:szCs w:val="21"/>
+          <w:shd w:val="clear" w:color="auto" w:fill="EBEEF2"/>
+        </w:rPr>
+        <w:t>dirname</w:t>
+      </w:r>
+      <w:proofErr w:type="spellEnd"/>
+      <w:r>
+        <w:rPr>
+          <w:rFonts w:ascii="Consolas" w:hAnsi="Consolas" w:cs="Courier New"/>
+          <w:color w:val="0F1115"/>
+          <w:sz w:val="21"/>
+          <w:szCs w:val="21"/>
+          <w:shd w:val="clear" w:color="auto" w:fill="EBEEF2"/>
+        </w:rPr>
+        <w:t xml:space="preserve"> = </w:t>
+      </w:r>
+      <w:proofErr w:type="spellStart"/>
+      <w:proofErr w:type="gramStart"/>
+      <w:r>
+        <w:rPr>
+          <w:rFonts w:ascii="Consolas" w:hAnsi="Consolas" w:cs="Courier New"/>
+          <w:color w:val="0F1115"/>
+          <w:sz w:val="21"/>
+          <w:szCs w:val="21"/>
+          <w:shd w:val="clear" w:color="auto" w:fill="EBEEF2"/>
+        </w:rPr>
+        <w:t>path.dirname</w:t>
+      </w:r>
+      <w:proofErr w:type="spellEnd"/>
+      <w:proofErr w:type="gramEnd"/>
+      <w:r>
+        <w:rPr>
+          <w:rFonts w:ascii="Consolas" w:hAnsi="Consolas" w:cs="Courier New"/>
+          <w:color w:val="0F1115"/>
+          <w:sz w:val="21"/>
+          <w:szCs w:val="21"/>
+          <w:shd w:val="clear" w:color="auto" w:fill="EBEEF2"/>
+        </w:rPr>
+        <w:t>(</w:t>
+      </w:r>
+      <w:proofErr w:type="spellStart"/>
+      <w:r>
+        <w:rPr>
+          <w:rFonts w:ascii="Consolas" w:hAnsi="Consolas" w:cs="Courier New"/>
+          <w:color w:val="0F1115"/>
+          <w:sz w:val="21"/>
+          <w:szCs w:val="21"/>
+          <w:shd w:val="clear" w:color="auto" w:fill="EBEEF2"/>
+        </w:rPr>
+        <w:t>fileURLToPath</w:t>
+      </w:r>
+      <w:proofErr w:type="spellEnd"/>
+      <w:r>
+        <w:rPr>
+          <w:rFonts w:ascii="Consolas" w:hAnsi="Consolas" w:cs="Courier New"/>
+          <w:color w:val="0F1115"/>
+          <w:sz w:val="21"/>
+          <w:szCs w:val="21"/>
+          <w:shd w:val="clear" w:color="auto" w:fill="EBEEF2"/>
+        </w:rPr>
+        <w:t>(import.meta.url))</w:t>
       </w:r>
       <w:r>
         <w:rPr>
@@ -3467,7 +4299,41 @@
           <w:szCs w:val="21"/>
           <w:shd w:val="clear" w:color="auto" w:fill="EBEEF2"/>
         </w:rPr>
-        <w:t>import { readFile } from 'fs/promises'</w:t>
+        <w:t xml:space="preserve">import </w:t>
+      </w:r>
+      <w:proofErr w:type="gramStart"/>
+      <w:r>
+        <w:rPr>
+          <w:rFonts w:ascii="Consolas" w:hAnsi="Consolas" w:cs="Courier New"/>
+          <w:color w:val="0F1115"/>
+          <w:sz w:val="21"/>
+          <w:szCs w:val="21"/>
+          <w:shd w:val="clear" w:color="auto" w:fill="EBEEF2"/>
+        </w:rPr>
+        <w:t xml:space="preserve">{ </w:t>
+      </w:r>
+      <w:proofErr w:type="spellStart"/>
+      <w:r>
+        <w:rPr>
+          <w:rFonts w:ascii="Consolas" w:hAnsi="Consolas" w:cs="Courier New"/>
+          <w:color w:val="0F1115"/>
+          <w:sz w:val="21"/>
+          <w:szCs w:val="21"/>
+          <w:shd w:val="clear" w:color="auto" w:fill="EBEEF2"/>
+        </w:rPr>
+        <w:t>readFile</w:t>
+      </w:r>
+      <w:proofErr w:type="spellEnd"/>
+      <w:proofErr w:type="gramEnd"/>
+      <w:r>
+        <w:rPr>
+          <w:rFonts w:ascii="Consolas" w:hAnsi="Consolas" w:cs="Courier New"/>
+          <w:color w:val="0F1115"/>
+          <w:sz w:val="21"/>
+          <w:szCs w:val="21"/>
+          <w:shd w:val="clear" w:color="auto" w:fill="EBEEF2"/>
+        </w:rPr>
+        <w:t xml:space="preserve"> } from 'fs/promises'</w:t>
       </w:r>
       <w:r>
         <w:rPr>
@@ -3487,8 +4353,20 @@
           <w:szCs w:val="21"/>
           <w:shd w:val="clear" w:color="auto" w:fill="EBEEF2"/>
         </w:rPr>
-        <w:t>import fs from 'fs'</w:t>
-      </w:r>
+        <w:t>import fs from '</w:t>
+      </w:r>
+      <w:proofErr w:type="spellStart"/>
+      <w:r>
+        <w:rPr>
+          <w:rFonts w:ascii="Consolas" w:hAnsi="Consolas" w:cs="Courier New"/>
+          <w:color w:val="0F1115"/>
+          <w:sz w:val="21"/>
+          <w:szCs w:val="21"/>
+          <w:shd w:val="clear" w:color="auto" w:fill="EBEEF2"/>
+        </w:rPr>
+        <w:t>fs'</w:t>
+      </w:r>
+      <w:proofErr w:type="spellEnd"/>
       <w:r>
         <w:rPr>
           <w:rFonts w:ascii="Segoe UI" w:hAnsi="Segoe UI" w:cs="Segoe UI"/>
@@ -3671,15 +4549,27 @@
         </w:rPr>
         <w:t>14. What happens if you try to use </w:t>
       </w:r>
-      <w:r>
-        <w:rPr>
-          <w:rFonts w:ascii="Consolas" w:hAnsi="Consolas" w:cs="Courier New"/>
-          <w:b/>
-          <w:bCs/>
-          <w:color w:val="0F1115"/>
-          <w:shd w:val="clear" w:color="auto" w:fill="EBEEF2"/>
-        </w:rPr>
-        <w:t>require()</w:t>
+      <w:proofErr w:type="gramStart"/>
+      <w:r>
+        <w:rPr>
+          <w:rFonts w:ascii="Consolas" w:hAnsi="Consolas" w:cs="Courier New"/>
+          <w:b/>
+          <w:bCs/>
+          <w:color w:val="0F1115"/>
+          <w:shd w:val="clear" w:color="auto" w:fill="EBEEF2"/>
+        </w:rPr>
+        <w:t>require(</w:t>
+      </w:r>
+      <w:proofErr w:type="gramEnd"/>
+      <w:r>
+        <w:rPr>
+          <w:rFonts w:ascii="Consolas" w:hAnsi="Consolas" w:cs="Courier New"/>
+          <w:b/>
+          <w:bCs/>
+          <w:color w:val="0F1115"/>
+          <w:shd w:val="clear" w:color="auto" w:fill="EBEEF2"/>
+        </w:rPr>
+        <w:t>)</w:t>
       </w:r>
       <w:r>
         <w:rPr>
@@ -3711,8 +4601,19 @@
           <w:sz w:val="24"/>
           <w:szCs w:val="24"/>
         </w:rPr>
-        <w:t>A) It works exactly like in CommonJS</w:t>
-      </w:r>
+        <w:t xml:space="preserve">A) It works exactly like in </w:t>
+      </w:r>
+      <w:proofErr w:type="spellStart"/>
+      <w:r>
+        <w:rPr>
+          <w:rFonts w:ascii="Segoe UI" w:hAnsi="Segoe UI" w:cs="Segoe UI"/>
+          <w:color w:val="0F1115"/>
+          <w:sz w:val="24"/>
+          <w:szCs w:val="24"/>
+        </w:rPr>
+        <w:t>CommonJS</w:t>
+      </w:r>
+      <w:proofErr w:type="spellEnd"/>
       <w:r>
         <w:rPr>
           <w:rFonts w:ascii="Segoe UI" w:hAnsi="Segoe UI" w:cs="Segoe UI"/>
@@ -3721,7 +4622,27 @@
           <w:szCs w:val="24"/>
         </w:rPr>
         <w:br/>
-        <w:t>B) ReferenceError: require is not defined</w:t>
+        <w:t xml:space="preserve">B) </w:t>
+      </w:r>
+      <w:proofErr w:type="spellStart"/>
+      <w:r>
+        <w:rPr>
+          <w:rFonts w:ascii="Segoe UI" w:hAnsi="Segoe UI" w:cs="Segoe UI"/>
+          <w:color w:val="0F1115"/>
+          <w:sz w:val="24"/>
+          <w:szCs w:val="24"/>
+        </w:rPr>
+        <w:t>ReferenceError</w:t>
+      </w:r>
+      <w:proofErr w:type="spellEnd"/>
+      <w:r>
+        <w:rPr>
+          <w:rFonts w:ascii="Segoe UI" w:hAnsi="Segoe UI" w:cs="Segoe UI"/>
+          <w:color w:val="0F1115"/>
+          <w:sz w:val="24"/>
+          <w:szCs w:val="24"/>
+        </w:rPr>
+        <w:t>: require is not defined</w:t>
       </w:r>
       <w:r>
         <w:rPr>
@@ -3773,7 +4694,27 @@
           <w:sz w:val="24"/>
           <w:szCs w:val="24"/>
         </w:rPr>
-        <w:t> B) ReferenceError: require is not defined</w:t>
+        <w:t xml:space="preserve"> B) </w:t>
+      </w:r>
+      <w:proofErr w:type="spellStart"/>
+      <w:r>
+        <w:rPr>
+          <w:rFonts w:ascii="Segoe UI" w:hAnsi="Segoe UI" w:cs="Segoe UI"/>
+          <w:color w:val="0F1115"/>
+          <w:sz w:val="24"/>
+          <w:szCs w:val="24"/>
+        </w:rPr>
+        <w:t>ReferenceError</w:t>
+      </w:r>
+      <w:proofErr w:type="spellEnd"/>
+      <w:r>
+        <w:rPr>
+          <w:rFonts w:ascii="Segoe UI" w:hAnsi="Segoe UI" w:cs="Segoe UI"/>
+          <w:color w:val="0F1115"/>
+          <w:sz w:val="24"/>
+          <w:szCs w:val="24"/>
+        </w:rPr>
+        <w:t>: require is not defined</w:t>
       </w:r>
     </w:p>
     <w:p>
@@ -3822,7 +4763,31 @@
           <w:sz w:val="30"/>
           <w:szCs w:val="30"/>
         </w:rPr>
-        <w:t>15. How can you import a CommonJS module into an ES module?</w:t>
+        <w:t xml:space="preserve">15. How can you import a </w:t>
+      </w:r>
+      <w:proofErr w:type="spellStart"/>
+      <w:r>
+        <w:rPr>
+          <w:rFonts w:ascii="Segoe UI" w:hAnsi="Segoe UI" w:cs="Segoe UI"/>
+          <w:b/>
+          <w:bCs/>
+          <w:color w:val="0F1115"/>
+          <w:sz w:val="30"/>
+          <w:szCs w:val="30"/>
+        </w:rPr>
+        <w:t>CommonJS</w:t>
+      </w:r>
+      <w:proofErr w:type="spellEnd"/>
+      <w:r>
+        <w:rPr>
+          <w:rFonts w:ascii="Segoe UI" w:hAnsi="Segoe UI" w:cs="Segoe UI"/>
+          <w:b/>
+          <w:bCs/>
+          <w:color w:val="0F1115"/>
+          <w:sz w:val="30"/>
+          <w:szCs w:val="30"/>
+        </w:rPr>
+        <w:t xml:space="preserve"> module into an ES module?</w:t>
       </w:r>
     </w:p>
     <w:p>
@@ -3973,8 +4938,34 @@
           <w:sz w:val="24"/>
           <w:szCs w:val="24"/>
         </w:rPr>
-        <w:t>(Node.js allows importing CommonJS modules; the default export is the </w:t>
-      </w:r>
+        <w:t xml:space="preserve">(Node.js allows importing </w:t>
+      </w:r>
+      <w:proofErr w:type="spellStart"/>
+      <w:r>
+        <w:rPr>
+          <w:rFonts w:ascii="Segoe UI" w:hAnsi="Segoe UI" w:cs="Segoe UI"/>
+          <w:i/>
+          <w:iCs/>
+          <w:color w:val="0F1115"/>
+          <w:sz w:val="24"/>
+          <w:szCs w:val="24"/>
+        </w:rPr>
+        <w:t>CommonJS</w:t>
+      </w:r>
+      <w:proofErr w:type="spellEnd"/>
+      <w:r>
+        <w:rPr>
+          <w:rFonts w:ascii="Segoe UI" w:hAnsi="Segoe UI" w:cs="Segoe UI"/>
+          <w:i/>
+          <w:iCs/>
+          <w:color w:val="0F1115"/>
+          <w:sz w:val="24"/>
+          <w:szCs w:val="24"/>
+        </w:rPr>
+        <w:t xml:space="preserve"> modules; the default export is the </w:t>
+      </w:r>
+      <w:proofErr w:type="spellStart"/>
+      <w:proofErr w:type="gramStart"/>
       <w:r>
         <w:rPr>
           <w:rFonts w:ascii="Consolas" w:hAnsi="Consolas" w:cs="Courier New"/>
@@ -3985,6 +4976,8 @@
         </w:rPr>
         <w:t>module.exports</w:t>
       </w:r>
+      <w:proofErr w:type="spellEnd"/>
+      <w:proofErr w:type="gramEnd"/>
       <w:r>
         <w:rPr>
           <w:rFonts w:ascii="Segoe UI" w:hAnsi="Segoe UI" w:cs="Segoe UI"/>
@@ -4043,7 +5036,31 @@
           <w:sz w:val="30"/>
           <w:szCs w:val="30"/>
         </w:rPr>
-        <w:t>16. When importing a CommonJS module in an ES module, what does the default import represent?</w:t>
+        <w:t xml:space="preserve">16. When importing a </w:t>
+      </w:r>
+      <w:proofErr w:type="spellStart"/>
+      <w:r>
+        <w:rPr>
+          <w:rFonts w:ascii="Segoe UI" w:hAnsi="Segoe UI" w:cs="Segoe UI"/>
+          <w:b/>
+          <w:bCs/>
+          <w:color w:val="0F1115"/>
+          <w:sz w:val="30"/>
+          <w:szCs w:val="30"/>
+        </w:rPr>
+        <w:t>CommonJS</w:t>
+      </w:r>
+      <w:proofErr w:type="spellEnd"/>
+      <w:r>
+        <w:rPr>
+          <w:rFonts w:ascii="Segoe UI" w:hAnsi="Segoe UI" w:cs="Segoe UI"/>
+          <w:b/>
+          <w:bCs/>
+          <w:color w:val="0F1115"/>
+          <w:sz w:val="30"/>
+          <w:szCs w:val="30"/>
+        </w:rPr>
+        <w:t xml:space="preserve"> module in an ES module, what does the default import represent?</w:t>
       </w:r>
     </w:p>
     <w:p>
@@ -4067,6 +5084,8 @@
         <w:lastRenderedPageBreak/>
         <w:t>A) The entire </w:t>
       </w:r>
+      <w:proofErr w:type="spellStart"/>
+      <w:proofErr w:type="gramStart"/>
       <w:r>
         <w:rPr>
           <w:rFonts w:ascii="Consolas" w:hAnsi="Consolas" w:cs="Courier New"/>
@@ -4077,6 +5096,8 @@
         </w:rPr>
         <w:t>module.exports</w:t>
       </w:r>
+      <w:proofErr w:type="spellEnd"/>
+      <w:proofErr w:type="gramEnd"/>
       <w:r>
         <w:rPr>
           <w:rFonts w:ascii="Segoe UI" w:hAnsi="Segoe UI" w:cs="Segoe UI"/>
@@ -4158,6 +5179,8 @@
         </w:rPr>
         <w:t> A) The entire </w:t>
       </w:r>
+      <w:proofErr w:type="spellStart"/>
+      <w:proofErr w:type="gramStart"/>
       <w:r>
         <w:rPr>
           <w:rFonts w:ascii="Consolas" w:hAnsi="Consolas" w:cs="Courier New"/>
@@ -4168,6 +5191,8 @@
         </w:rPr>
         <w:t>module.exports</w:t>
       </w:r>
+      <w:proofErr w:type="spellEnd"/>
+      <w:proofErr w:type="gramEnd"/>
       <w:r>
         <w:rPr>
           <w:rFonts w:ascii="Segoe UI" w:hAnsi="Segoe UI" w:cs="Segoe UI"/>
@@ -4255,7 +5280,41 @@
           <w:szCs w:val="21"/>
           <w:shd w:val="clear" w:color="auto" w:fill="EBEEF2"/>
         </w:rPr>
-        <w:t>export { myFunc } from './other.js'</w:t>
+        <w:t xml:space="preserve">export </w:t>
+      </w:r>
+      <w:proofErr w:type="gramStart"/>
+      <w:r>
+        <w:rPr>
+          <w:rFonts w:ascii="Consolas" w:hAnsi="Consolas" w:cs="Courier New"/>
+          <w:color w:val="0F1115"/>
+          <w:sz w:val="21"/>
+          <w:szCs w:val="21"/>
+          <w:shd w:val="clear" w:color="auto" w:fill="EBEEF2"/>
+        </w:rPr>
+        <w:t xml:space="preserve">{ </w:t>
+      </w:r>
+      <w:proofErr w:type="spellStart"/>
+      <w:r>
+        <w:rPr>
+          <w:rFonts w:ascii="Consolas" w:hAnsi="Consolas" w:cs="Courier New"/>
+          <w:color w:val="0F1115"/>
+          <w:sz w:val="21"/>
+          <w:szCs w:val="21"/>
+          <w:shd w:val="clear" w:color="auto" w:fill="EBEEF2"/>
+        </w:rPr>
+        <w:t>myFunc</w:t>
+      </w:r>
+      <w:proofErr w:type="spellEnd"/>
+      <w:proofErr w:type="gramEnd"/>
+      <w:r>
+        <w:rPr>
+          <w:rFonts w:ascii="Consolas" w:hAnsi="Consolas" w:cs="Courier New"/>
+          <w:color w:val="0F1115"/>
+          <w:sz w:val="21"/>
+          <w:szCs w:val="21"/>
+          <w:shd w:val="clear" w:color="auto" w:fill="EBEEF2"/>
+        </w:rPr>
+        <w:t xml:space="preserve"> } from './other.js'</w:t>
       </w:r>
       <w:r>
         <w:rPr>
@@ -4275,7 +5334,29 @@
           <w:szCs w:val="21"/>
           <w:shd w:val="clear" w:color="auto" w:fill="EBEEF2"/>
         </w:rPr>
-        <w:t>export myFunc from './other.js'</w:t>
+        <w:t xml:space="preserve">export </w:t>
+      </w:r>
+      <w:proofErr w:type="spellStart"/>
+      <w:r>
+        <w:rPr>
+          <w:rFonts w:ascii="Consolas" w:hAnsi="Consolas" w:cs="Courier New"/>
+          <w:color w:val="0F1115"/>
+          <w:sz w:val="21"/>
+          <w:szCs w:val="21"/>
+          <w:shd w:val="clear" w:color="auto" w:fill="EBEEF2"/>
+        </w:rPr>
+        <w:t>myFunc</w:t>
+      </w:r>
+      <w:proofErr w:type="spellEnd"/>
+      <w:r>
+        <w:rPr>
+          <w:rFonts w:ascii="Consolas" w:hAnsi="Consolas" w:cs="Courier New"/>
+          <w:color w:val="0F1115"/>
+          <w:sz w:val="21"/>
+          <w:szCs w:val="21"/>
+          <w:shd w:val="clear" w:color="auto" w:fill="EBEEF2"/>
+        </w:rPr>
+        <w:t xml:space="preserve"> from './other.js'</w:t>
       </w:r>
       <w:r>
         <w:rPr>
@@ -4295,7 +5376,41 @@
           <w:szCs w:val="21"/>
           <w:shd w:val="clear" w:color="auto" w:fill="EBEEF2"/>
         </w:rPr>
-        <w:t>re-export { myFunc } from './other.js'</w:t>
+        <w:t xml:space="preserve">re-export </w:t>
+      </w:r>
+      <w:proofErr w:type="gramStart"/>
+      <w:r>
+        <w:rPr>
+          <w:rFonts w:ascii="Consolas" w:hAnsi="Consolas" w:cs="Courier New"/>
+          <w:color w:val="0F1115"/>
+          <w:sz w:val="21"/>
+          <w:szCs w:val="21"/>
+          <w:shd w:val="clear" w:color="auto" w:fill="EBEEF2"/>
+        </w:rPr>
+        <w:t xml:space="preserve">{ </w:t>
+      </w:r>
+      <w:proofErr w:type="spellStart"/>
+      <w:r>
+        <w:rPr>
+          <w:rFonts w:ascii="Consolas" w:hAnsi="Consolas" w:cs="Courier New"/>
+          <w:color w:val="0F1115"/>
+          <w:sz w:val="21"/>
+          <w:szCs w:val="21"/>
+          <w:shd w:val="clear" w:color="auto" w:fill="EBEEF2"/>
+        </w:rPr>
+        <w:t>myFunc</w:t>
+      </w:r>
+      <w:proofErr w:type="spellEnd"/>
+      <w:proofErr w:type="gramEnd"/>
+      <w:r>
+        <w:rPr>
+          <w:rFonts w:ascii="Consolas" w:hAnsi="Consolas" w:cs="Courier New"/>
+          <w:color w:val="0F1115"/>
+          <w:sz w:val="21"/>
+          <w:szCs w:val="21"/>
+          <w:shd w:val="clear" w:color="auto" w:fill="EBEEF2"/>
+        </w:rPr>
+        <w:t xml:space="preserve"> } from './other.js'</w:t>
       </w:r>
       <w:r>
         <w:rPr>
@@ -4315,7 +5430,29 @@
           <w:szCs w:val="21"/>
           <w:shd w:val="clear" w:color="auto" w:fill="EBEEF2"/>
         </w:rPr>
-        <w:t>export * as myFunc from './other.js'</w:t>
+        <w:t xml:space="preserve">export * as </w:t>
+      </w:r>
+      <w:proofErr w:type="spellStart"/>
+      <w:r>
+        <w:rPr>
+          <w:rFonts w:ascii="Consolas" w:hAnsi="Consolas" w:cs="Courier New"/>
+          <w:color w:val="0F1115"/>
+          <w:sz w:val="21"/>
+          <w:szCs w:val="21"/>
+          <w:shd w:val="clear" w:color="auto" w:fill="EBEEF2"/>
+        </w:rPr>
+        <w:t>myFunc</w:t>
+      </w:r>
+      <w:proofErr w:type="spellEnd"/>
+      <w:r>
+        <w:rPr>
+          <w:rFonts w:ascii="Consolas" w:hAnsi="Consolas" w:cs="Courier New"/>
+          <w:color w:val="0F1115"/>
+          <w:sz w:val="21"/>
+          <w:szCs w:val="21"/>
+          <w:shd w:val="clear" w:color="auto" w:fill="EBEEF2"/>
+        </w:rPr>
+        <w:t xml:space="preserve"> from './other.js'</w:t>
       </w:r>
     </w:p>
     <w:p>
@@ -4357,7 +5494,41 @@
           <w:szCs w:val="21"/>
           <w:shd w:val="clear" w:color="auto" w:fill="EBEEF2"/>
         </w:rPr>
-        <w:t>export { myFunc } from './other.js'</w:t>
+        <w:t xml:space="preserve">export </w:t>
+      </w:r>
+      <w:proofErr w:type="gramStart"/>
+      <w:r>
+        <w:rPr>
+          <w:rFonts w:ascii="Consolas" w:hAnsi="Consolas" w:cs="Courier New"/>
+          <w:color w:val="0F1115"/>
+          <w:sz w:val="21"/>
+          <w:szCs w:val="21"/>
+          <w:shd w:val="clear" w:color="auto" w:fill="EBEEF2"/>
+        </w:rPr>
+        <w:t xml:space="preserve">{ </w:t>
+      </w:r>
+      <w:proofErr w:type="spellStart"/>
+      <w:r>
+        <w:rPr>
+          <w:rFonts w:ascii="Consolas" w:hAnsi="Consolas" w:cs="Courier New"/>
+          <w:color w:val="0F1115"/>
+          <w:sz w:val="21"/>
+          <w:szCs w:val="21"/>
+          <w:shd w:val="clear" w:color="auto" w:fill="EBEEF2"/>
+        </w:rPr>
+        <w:t>myFunc</w:t>
+      </w:r>
+      <w:proofErr w:type="spellEnd"/>
+      <w:proofErr w:type="gramEnd"/>
+      <w:r>
+        <w:rPr>
+          <w:rFonts w:ascii="Consolas" w:hAnsi="Consolas" w:cs="Courier New"/>
+          <w:color w:val="0F1115"/>
+          <w:sz w:val="21"/>
+          <w:szCs w:val="21"/>
+          <w:shd w:val="clear" w:color="auto" w:fill="EBEEF2"/>
+        </w:rPr>
+        <w:t xml:space="preserve"> } from './other.js'</w:t>
       </w:r>
     </w:p>
     <w:p>
@@ -4420,6 +5591,7 @@
           <w:szCs w:val="19"/>
         </w:rPr>
       </w:pPr>
+      <w:proofErr w:type="spellStart"/>
       <w:r>
         <w:rPr>
           <w:rFonts w:ascii="Consolas" w:hAnsi="Consolas" w:cs="Segoe UI"/>
@@ -4429,6 +5601,7 @@
         </w:rPr>
         <w:t>js</w:t>
       </w:r>
+      <w:proofErr w:type="spellEnd"/>
     </w:p>
     <w:p>
       <w:pPr>
@@ -4496,6 +5669,7 @@
           <w:color w:val="0F1115"/>
         </w:rPr>
       </w:pPr>
+      <w:proofErr w:type="gramStart"/>
       <w:r>
         <w:rPr>
           <w:rFonts w:ascii="Consolas" w:hAnsi="Consolas" w:cs="Courier New"/>
@@ -4517,6 +5691,7 @@
         </w:rPr>
         <w:t>let</w:t>
       </w:r>
+      <w:proofErr w:type="gramEnd"/>
       <w:r>
         <w:rPr>
           <w:rFonts w:ascii="Consolas" w:hAnsi="Consolas" w:cs="Courier New"/>
@@ -4538,6 +5713,7 @@
         </w:rPr>
         <w:t xml:space="preserve"> </w:t>
       </w:r>
+      <w:proofErr w:type="gramStart"/>
       <w:r>
         <w:rPr>
           <w:rFonts w:ascii="Consolas" w:hAnsi="Consolas" w:cs="Courier New"/>
@@ -4552,6 +5728,7 @@
         </w:rPr>
         <w:t>;</w:t>
       </w:r>
+      <w:proofErr w:type="gramEnd"/>
     </w:p>
     <w:p>
       <w:pPr>
@@ -4609,6 +5786,7 @@
         </w:rPr>
         <w:t xml:space="preserve"> </w:t>
       </w:r>
+      <w:proofErr w:type="gramStart"/>
       <w:r>
         <w:rPr>
           <w:rFonts w:ascii="Consolas" w:hAnsi="Consolas" w:cs="Courier New"/>
@@ -4621,7 +5799,15 @@
           <w:rFonts w:ascii="Consolas" w:hAnsi="Consolas" w:cs="Courier New"/>
           <w:color w:val="383A42"/>
         </w:rPr>
-        <w:t>()</w:t>
+        <w:t>(</w:t>
+      </w:r>
+      <w:proofErr w:type="gramEnd"/>
+      <w:r>
+        <w:rPr>
+          <w:rFonts w:ascii="Consolas" w:hAnsi="Consolas" w:cs="Courier New"/>
+          <w:color w:val="383A42"/>
+        </w:rPr>
+        <w:t>)</w:t>
       </w:r>
       <w:r>
         <w:rPr>
@@ -4630,6 +5816,7 @@
         </w:rPr>
         <w:t xml:space="preserve"> </w:t>
       </w:r>
+      <w:proofErr w:type="gramStart"/>
       <w:r>
         <w:rPr>
           <w:rFonts w:ascii="Consolas" w:hAnsi="Consolas" w:cs="Courier New"/>
@@ -4644,6 +5831,7 @@
         </w:rPr>
         <w:t xml:space="preserve"> count</w:t>
       </w:r>
+      <w:proofErr w:type="gramEnd"/>
       <w:r>
         <w:rPr>
           <w:rFonts w:ascii="Consolas" w:hAnsi="Consolas" w:cs="Courier New"/>
@@ -4651,6 +5839,7 @@
         </w:rPr>
         <w:t>++</w:t>
       </w:r>
+      <w:proofErr w:type="gramStart"/>
       <w:r>
         <w:rPr>
           <w:rFonts w:ascii="Consolas" w:hAnsi="Consolas" w:cs="Courier New"/>
@@ -4672,6 +5861,7 @@
         </w:rPr>
         <w:t>}</w:t>
       </w:r>
+      <w:proofErr w:type="gramEnd"/>
     </w:p>
     <w:p>
       <w:pPr>
@@ -4782,6 +5972,7 @@
         </w:rPr>
         <w:t xml:space="preserve"> </w:t>
       </w:r>
+      <w:proofErr w:type="gramStart"/>
       <w:r>
         <w:rPr>
           <w:rFonts w:ascii="Consolas" w:hAnsi="Consolas" w:cs="Courier New"/>
@@ -4796,6 +5987,7 @@
         </w:rPr>
         <w:t xml:space="preserve"> count</w:t>
       </w:r>
+      <w:proofErr w:type="gramEnd"/>
       <w:r>
         <w:rPr>
           <w:rFonts w:ascii="Consolas" w:hAnsi="Consolas" w:cs="Courier New"/>
@@ -4808,7 +6000,15 @@
           <w:rFonts w:ascii="Consolas" w:hAnsi="Consolas" w:cs="Courier New"/>
           <w:color w:val="0F1115"/>
         </w:rPr>
-        <w:t xml:space="preserve"> increment </w:t>
+        <w:t xml:space="preserve"> </w:t>
+      </w:r>
+      <w:proofErr w:type="gramStart"/>
+      <w:r>
+        <w:rPr>
+          <w:rFonts w:ascii="Consolas" w:hAnsi="Consolas" w:cs="Courier New"/>
+          <w:color w:val="0F1115"/>
+        </w:rPr>
+        <w:t xml:space="preserve">increment </w:t>
       </w:r>
       <w:r>
         <w:rPr>
@@ -4817,6 +6017,7 @@
         </w:rPr>
         <w:t>}</w:t>
       </w:r>
+      <w:proofErr w:type="gramEnd"/>
       <w:r>
         <w:rPr>
           <w:rFonts w:ascii="Consolas" w:hAnsi="Consolas" w:cs="Courier New"/>
@@ -4843,7 +6044,15 @@
           <w:rFonts w:ascii="Consolas" w:hAnsi="Consolas" w:cs="Courier New"/>
           <w:color w:val="50A14F"/>
         </w:rPr>
-        <w:t>'./values.js'</w:t>
+        <w:t>'./values.js</w:t>
+      </w:r>
+      <w:proofErr w:type="gramStart"/>
+      <w:r>
+        <w:rPr>
+          <w:rFonts w:ascii="Consolas" w:hAnsi="Consolas" w:cs="Courier New"/>
+          <w:color w:val="50A14F"/>
+        </w:rPr>
+        <w:t>'</w:t>
       </w:r>
       <w:r>
         <w:rPr>
@@ -4852,6 +6061,7 @@
         </w:rPr>
         <w:t>;</w:t>
       </w:r>
+      <w:proofErr w:type="gramEnd"/>
     </w:p>
     <w:p>
       <w:pPr>
@@ -4881,6 +6091,7 @@
           <w:color w:val="0F1115"/>
         </w:rPr>
       </w:pPr>
+      <w:proofErr w:type="gramStart"/>
       <w:r>
         <w:rPr>
           <w:rFonts w:ascii="Consolas" w:hAnsi="Consolas" w:cs="Courier New"/>
@@ -4895,6 +6106,7 @@
         </w:rPr>
         <w:t>();</w:t>
       </w:r>
+      <w:proofErr w:type="gramEnd"/>
     </w:p>
     <w:p>
       <w:pPr>
@@ -4959,6 +6171,7 @@
         </w:rPr>
         <w:t>count</w:t>
       </w:r>
+      <w:proofErr w:type="gramStart"/>
       <w:r>
         <w:rPr>
           <w:rFonts w:ascii="Consolas" w:hAnsi="Consolas" w:cs="Courier New"/>
@@ -4966,6 +6179,7 @@
         </w:rPr>
         <w:t>);</w:t>
       </w:r>
+      <w:proofErr w:type="gramEnd"/>
     </w:p>
     <w:p>
       <w:pPr>
@@ -5348,8 +6562,20 @@
           <w:szCs w:val="21"/>
           <w:shd w:val="clear" w:color="auto" w:fill="EBEEF2"/>
         </w:rPr>
-        <w:t>--use-esm</w:t>
-      </w:r>
+        <w:t>--use-</w:t>
+      </w:r>
+      <w:proofErr w:type="spellStart"/>
+      <w:r>
+        <w:rPr>
+          <w:rFonts w:ascii="Consolas" w:hAnsi="Consolas" w:cs="Courier New"/>
+          <w:color w:val="0F1115"/>
+          <w:sz w:val="21"/>
+          <w:szCs w:val="21"/>
+          <w:shd w:val="clear" w:color="auto" w:fill="EBEEF2"/>
+        </w:rPr>
+        <w:t>esm</w:t>
+      </w:r>
+      <w:proofErr w:type="spellEnd"/>
       <w:r>
         <w:rPr>
           <w:rFonts w:ascii="Segoe UI" w:hAnsi="Segoe UI" w:cs="Segoe UI"/>
@@ -5368,8 +6594,20 @@
           <w:szCs w:val="21"/>
           <w:shd w:val="clear" w:color="auto" w:fill="EBEEF2"/>
         </w:rPr>
-        <w:t>--module esm</w:t>
-      </w:r>
+        <w:t xml:space="preserve">--module </w:t>
+      </w:r>
+      <w:proofErr w:type="spellStart"/>
+      <w:r>
+        <w:rPr>
+          <w:rFonts w:ascii="Consolas" w:hAnsi="Consolas" w:cs="Courier New"/>
+          <w:color w:val="0F1115"/>
+          <w:sz w:val="21"/>
+          <w:szCs w:val="21"/>
+          <w:shd w:val="clear" w:color="auto" w:fill="EBEEF2"/>
+        </w:rPr>
+        <w:t>esm</w:t>
+      </w:r>
+      <w:proofErr w:type="spellEnd"/>
     </w:p>
     <w:p>
       <w:pPr>
@@ -5664,7 +6902,63 @@
           <w:szCs w:val="21"/>
           <w:shd w:val="clear" w:color="auto" w:fill="EBEEF2"/>
         </w:rPr>
-        <w:t>import defaultExport, { namedExport } from './file.js'</w:t>
+        <w:t xml:space="preserve">import </w:t>
+      </w:r>
+      <w:proofErr w:type="spellStart"/>
+      <w:r>
+        <w:rPr>
+          <w:rFonts w:ascii="Consolas" w:hAnsi="Consolas" w:cs="Courier New"/>
+          <w:color w:val="0F1115"/>
+          <w:sz w:val="21"/>
+          <w:szCs w:val="21"/>
+          <w:shd w:val="clear" w:color="auto" w:fill="EBEEF2"/>
+        </w:rPr>
+        <w:t>defaultExport</w:t>
+      </w:r>
+      <w:proofErr w:type="spellEnd"/>
+      <w:r>
+        <w:rPr>
+          <w:rFonts w:ascii="Consolas" w:hAnsi="Consolas" w:cs="Courier New"/>
+          <w:color w:val="0F1115"/>
+          <w:sz w:val="21"/>
+          <w:szCs w:val="21"/>
+          <w:shd w:val="clear" w:color="auto" w:fill="EBEEF2"/>
+        </w:rPr>
+        <w:t xml:space="preserve">, </w:t>
+      </w:r>
+      <w:proofErr w:type="gramStart"/>
+      <w:r>
+        <w:rPr>
+          <w:rFonts w:ascii="Consolas" w:hAnsi="Consolas" w:cs="Courier New"/>
+          <w:color w:val="0F1115"/>
+          <w:sz w:val="21"/>
+          <w:szCs w:val="21"/>
+          <w:shd w:val="clear" w:color="auto" w:fill="EBEEF2"/>
+        </w:rPr>
+        <w:t xml:space="preserve">{ </w:t>
+      </w:r>
+      <w:proofErr w:type="spellStart"/>
+      <w:r>
+        <w:rPr>
+          <w:rFonts w:ascii="Consolas" w:hAnsi="Consolas" w:cs="Courier New"/>
+          <w:color w:val="0F1115"/>
+          <w:sz w:val="21"/>
+          <w:szCs w:val="21"/>
+          <w:shd w:val="clear" w:color="auto" w:fill="EBEEF2"/>
+        </w:rPr>
+        <w:t>namedExport</w:t>
+      </w:r>
+      <w:proofErr w:type="spellEnd"/>
+      <w:proofErr w:type="gramEnd"/>
+      <w:r>
+        <w:rPr>
+          <w:rFonts w:ascii="Consolas" w:hAnsi="Consolas" w:cs="Courier New"/>
+          <w:color w:val="0F1115"/>
+          <w:sz w:val="21"/>
+          <w:szCs w:val="21"/>
+          <w:shd w:val="clear" w:color="auto" w:fill="EBEEF2"/>
+        </w:rPr>
+        <w:t xml:space="preserve"> } from './file.js'</w:t>
       </w:r>
       <w:r>
         <w:rPr>
@@ -5684,7 +6978,85 @@
           <w:szCs w:val="21"/>
           <w:shd w:val="clear" w:color="auto" w:fill="EBEEF2"/>
         </w:rPr>
-        <w:t>import { default as defaultExport, namedExport } from './file.js'</w:t>
+        <w:t xml:space="preserve">import </w:t>
+      </w:r>
+      <w:proofErr w:type="gramStart"/>
+      <w:r>
+        <w:rPr>
+          <w:rFonts w:ascii="Consolas" w:hAnsi="Consolas" w:cs="Courier New"/>
+          <w:color w:val="0F1115"/>
+          <w:sz w:val="21"/>
+          <w:szCs w:val="21"/>
+          <w:shd w:val="clear" w:color="auto" w:fill="EBEEF2"/>
+        </w:rPr>
+        <w:t>{ default</w:t>
+      </w:r>
+      <w:proofErr w:type="gramEnd"/>
+      <w:r>
+        <w:rPr>
+          <w:rFonts w:ascii="Consolas" w:hAnsi="Consolas" w:cs="Courier New"/>
+          <w:color w:val="0F1115"/>
+          <w:sz w:val="21"/>
+          <w:szCs w:val="21"/>
+          <w:shd w:val="clear" w:color="auto" w:fill="EBEEF2"/>
+        </w:rPr>
+        <w:t xml:space="preserve"> as </w:t>
+      </w:r>
+      <w:proofErr w:type="spellStart"/>
+      <w:r>
+        <w:rPr>
+          <w:rFonts w:ascii="Consolas" w:hAnsi="Consolas" w:cs="Courier New"/>
+          <w:color w:val="0F1115"/>
+          <w:sz w:val="21"/>
+          <w:szCs w:val="21"/>
+          <w:shd w:val="clear" w:color="auto" w:fill="EBEEF2"/>
+        </w:rPr>
+        <w:t>defaultExport</w:t>
+      </w:r>
+      <w:proofErr w:type="spellEnd"/>
+      <w:r>
+        <w:rPr>
+          <w:rFonts w:ascii="Consolas" w:hAnsi="Consolas" w:cs="Courier New"/>
+          <w:color w:val="0F1115"/>
+          <w:sz w:val="21"/>
+          <w:szCs w:val="21"/>
+          <w:shd w:val="clear" w:color="auto" w:fill="EBEEF2"/>
+        </w:rPr>
+        <w:t xml:space="preserve">, </w:t>
+      </w:r>
+      <w:proofErr w:type="spellStart"/>
+      <w:proofErr w:type="gramStart"/>
+      <w:r>
+        <w:rPr>
+          <w:rFonts w:ascii="Consolas" w:hAnsi="Consolas" w:cs="Courier New"/>
+          <w:color w:val="0F1115"/>
+          <w:sz w:val="21"/>
+          <w:szCs w:val="21"/>
+          <w:shd w:val="clear" w:color="auto" w:fill="EBEEF2"/>
+        </w:rPr>
+        <w:t>namedExport</w:t>
+      </w:r>
+      <w:proofErr w:type="spellEnd"/>
+      <w:r>
+        <w:rPr>
+          <w:rFonts w:ascii="Consolas" w:hAnsi="Consolas" w:cs="Courier New"/>
+          <w:color w:val="0F1115"/>
+          <w:sz w:val="21"/>
+          <w:szCs w:val="21"/>
+          <w:shd w:val="clear" w:color="auto" w:fill="EBEEF2"/>
+        </w:rPr>
+        <w:t xml:space="preserve"> }</w:t>
+      </w:r>
+      <w:proofErr w:type="gramEnd"/>
+      <w:r>
+        <w:rPr>
+          <w:rFonts w:ascii="Consolas" w:hAnsi="Consolas" w:cs="Courier New"/>
+          <w:color w:val="0F1115"/>
+          <w:sz w:val="21"/>
+          <w:szCs w:val="21"/>
+          <w:shd w:val="clear" w:color="auto" w:fill="EBEEF2"/>
+        </w:rPr>
+        <w:t xml:space="preserve"> from './file.js'</w:t>
       </w:r>
       <w:r>
         <w:rPr>
@@ -5714,7 +7086,51 @@
           <w:szCs w:val="21"/>
           <w:shd w:val="clear" w:color="auto" w:fill="EBEEF2"/>
         </w:rPr>
-        <w:t>import defaultExport, namedExport from './file.js'</w:t>
+        <w:t xml:space="preserve">import </w:t>
+      </w:r>
+      <w:proofErr w:type="spellStart"/>
+      <w:r>
+        <w:rPr>
+          <w:rFonts w:ascii="Consolas" w:hAnsi="Consolas" w:cs="Courier New"/>
+          <w:color w:val="0F1115"/>
+          <w:sz w:val="21"/>
+          <w:szCs w:val="21"/>
+          <w:shd w:val="clear" w:color="auto" w:fill="EBEEF2"/>
+        </w:rPr>
+        <w:t>defaultExport</w:t>
+      </w:r>
+      <w:proofErr w:type="spellEnd"/>
+      <w:r>
+        <w:rPr>
+          <w:rFonts w:ascii="Consolas" w:hAnsi="Consolas" w:cs="Courier New"/>
+          <w:color w:val="0F1115"/>
+          <w:sz w:val="21"/>
+          <w:szCs w:val="21"/>
+          <w:shd w:val="clear" w:color="auto" w:fill="EBEEF2"/>
+        </w:rPr>
+        <w:t xml:space="preserve">, </w:t>
+      </w:r>
+      <w:proofErr w:type="spellStart"/>
+      <w:r>
+        <w:rPr>
+          <w:rFonts w:ascii="Consolas" w:hAnsi="Consolas" w:cs="Courier New"/>
+          <w:color w:val="0F1115"/>
+          <w:sz w:val="21"/>
+          <w:szCs w:val="21"/>
+          <w:shd w:val="clear" w:color="auto" w:fill="EBEEF2"/>
+        </w:rPr>
+        <w:t>namedExport</w:t>
+      </w:r>
+      <w:proofErr w:type="spellEnd"/>
+      <w:r>
+        <w:rPr>
+          <w:rFonts w:ascii="Consolas" w:hAnsi="Consolas" w:cs="Courier New"/>
+          <w:color w:val="0F1115"/>
+          <w:sz w:val="21"/>
+          <w:szCs w:val="21"/>
+          <w:shd w:val="clear" w:color="auto" w:fill="EBEEF2"/>
+        </w:rPr>
+        <w:t xml:space="preserve"> from './file.js'</w:t>
       </w:r>
       <w:r>
         <w:rPr>
@@ -6020,7 +7436,29 @@
           <w:szCs w:val="21"/>
           <w:shd w:val="clear" w:color="auto" w:fill="EBEEF2"/>
         </w:rPr>
-        <w:t>--experimental-json-modules</w:t>
+        <w:t>--experimental-</w:t>
+      </w:r>
+      <w:proofErr w:type="spellStart"/>
+      <w:r>
+        <w:rPr>
+          <w:rFonts w:ascii="Consolas" w:hAnsi="Consolas" w:cs="Courier New"/>
+          <w:color w:val="0F1115"/>
+          <w:sz w:val="21"/>
+          <w:szCs w:val="21"/>
+          <w:shd w:val="clear" w:color="auto" w:fill="EBEEF2"/>
+        </w:rPr>
+        <w:t>json</w:t>
+      </w:r>
+      <w:proofErr w:type="spellEnd"/>
+      <w:r>
+        <w:rPr>
+          <w:rFonts w:ascii="Consolas" w:hAnsi="Consolas" w:cs="Courier New"/>
+          <w:color w:val="0F1115"/>
+          <w:sz w:val="21"/>
+          <w:szCs w:val="21"/>
+          <w:shd w:val="clear" w:color="auto" w:fill="EBEEF2"/>
+        </w:rPr>
+        <w:t>-modules</w:t>
       </w:r>
       <w:r>
         <w:rPr>
@@ -6049,17 +7487,38 @@
           <w:szCs w:val="24"/>
         </w:rPr>
         <w:br/>
-        <w:t>D) Only if the JSON file is renamed to </w:t>
-      </w:r>
-      <w:r>
-        <w:rPr>
-          <w:rFonts w:ascii="Consolas" w:hAnsi="Consolas" w:cs="Courier New"/>
-          <w:color w:val="0F1115"/>
-          <w:sz w:val="21"/>
-          <w:szCs w:val="21"/>
-          <w:shd w:val="clear" w:color="auto" w:fill="EBEEF2"/>
-        </w:rPr>
-        <w:t>.json.js</w:t>
+        <w:t xml:space="preserve">D) Only if the JSON file is renamed </w:t>
+      </w:r>
+      <w:proofErr w:type="gramStart"/>
+      <w:r>
+        <w:rPr>
+          <w:rFonts w:ascii="Segoe UI" w:hAnsi="Segoe UI" w:cs="Segoe UI"/>
+          <w:color w:val="0F1115"/>
+          <w:sz w:val="24"/>
+          <w:szCs w:val="24"/>
+        </w:rPr>
+        <w:t>to </w:t>
+      </w:r>
+      <w:r>
+        <w:rPr>
+          <w:rFonts w:ascii="Consolas" w:hAnsi="Consolas" w:cs="Courier New"/>
+          <w:color w:val="0F1115"/>
+          <w:sz w:val="21"/>
+          <w:szCs w:val="21"/>
+          <w:shd w:val="clear" w:color="auto" w:fill="EBEEF2"/>
+        </w:rPr>
+        <w:t>.</w:t>
+      </w:r>
+      <w:proofErr w:type="gramEnd"/>
+      <w:r>
+        <w:rPr>
+          <w:rFonts w:ascii="Consolas" w:hAnsi="Consolas" w:cs="Courier New"/>
+          <w:color w:val="0F1115"/>
+          <w:sz w:val="21"/>
+          <w:szCs w:val="21"/>
+          <w:shd w:val="clear" w:color="auto" w:fill="EBEEF2"/>
+        </w:rPr>
+        <w:t>json.js</w:t>
       </w:r>
     </w:p>
     <w:p>
@@ -6101,7 +7560,29 @@
           <w:szCs w:val="21"/>
           <w:shd w:val="clear" w:color="auto" w:fill="EBEEF2"/>
         </w:rPr>
-        <w:t>--experimental-json-modules</w:t>
+        <w:t>--experimental-</w:t>
+      </w:r>
+      <w:proofErr w:type="spellStart"/>
+      <w:r>
+        <w:rPr>
+          <w:rFonts w:ascii="Consolas" w:hAnsi="Consolas" w:cs="Courier New"/>
+          <w:color w:val="0F1115"/>
+          <w:sz w:val="21"/>
+          <w:szCs w:val="21"/>
+          <w:shd w:val="clear" w:color="auto" w:fill="EBEEF2"/>
+        </w:rPr>
+        <w:t>json</w:t>
+      </w:r>
+      <w:proofErr w:type="spellEnd"/>
+      <w:r>
+        <w:rPr>
+          <w:rFonts w:ascii="Consolas" w:hAnsi="Consolas" w:cs="Courier New"/>
+          <w:color w:val="0F1115"/>
+          <w:sz w:val="21"/>
+          <w:szCs w:val="21"/>
+          <w:shd w:val="clear" w:color="auto" w:fill="EBEEF2"/>
+        </w:rPr>
+        <w:t>-modules</w:t>
       </w:r>
       <w:r>
         <w:rPr>
@@ -6120,8 +7601,19 @@
           <w:szCs w:val="24"/>
         </w:rPr>
         <w:br/>
-        <w:t>*(Native JSON import support is experimental as of Node.js 18+)*</w:t>
-      </w:r>
+        <w:t>*(Native JSON import support is experimental as of Node.js 18</w:t>
+      </w:r>
+      <w:proofErr w:type="gramStart"/>
+      <w:r>
+        <w:rPr>
+          <w:rFonts w:ascii="Segoe UI" w:hAnsi="Segoe UI" w:cs="Segoe UI"/>
+          <w:color w:val="0F1115"/>
+          <w:sz w:val="24"/>
+          <w:szCs w:val="24"/>
+        </w:rPr>
+        <w:t>+)*</w:t>
+      </w:r>
+      <w:proofErr w:type="gramEnd"/>
     </w:p>
     <w:p>
       <w:pPr>
@@ -6169,7 +7661,31 @@
           <w:sz w:val="30"/>
           <w:szCs w:val="30"/>
         </w:rPr>
-        <w:t>25. Which of the following is not a valid way to export in ES modules?</w:t>
+        <w:t xml:space="preserve">25. Which of the following is not a valid way to </w:t>
+      </w:r>
+      <w:proofErr w:type="gramStart"/>
+      <w:r>
+        <w:rPr>
+          <w:rFonts w:ascii="Segoe UI" w:hAnsi="Segoe UI" w:cs="Segoe UI"/>
+          <w:b/>
+          <w:bCs/>
+          <w:color w:val="0F1115"/>
+          <w:sz w:val="30"/>
+          <w:szCs w:val="30"/>
+        </w:rPr>
+        <w:t>export in</w:t>
+      </w:r>
+      <w:proofErr w:type="gramEnd"/>
+      <w:r>
+        <w:rPr>
+          <w:rFonts w:ascii="Segoe UI" w:hAnsi="Segoe UI" w:cs="Segoe UI"/>
+          <w:b/>
+          <w:bCs/>
+          <w:color w:val="0F1115"/>
+          <w:sz w:val="30"/>
+          <w:szCs w:val="30"/>
+        </w:rPr>
+        <w:t xml:space="preserve"> ES modules?</w:t>
       </w:r>
     </w:p>
     <w:p>
@@ -6200,7 +7716,29 @@
           <w:szCs w:val="21"/>
           <w:shd w:val="clear" w:color="auto" w:fill="EBEEF2"/>
         </w:rPr>
-        <w:t>export { name }</w:t>
+        <w:t xml:space="preserve">export </w:t>
+      </w:r>
+      <w:proofErr w:type="gramStart"/>
+      <w:r>
+        <w:rPr>
+          <w:rFonts w:ascii="Consolas" w:hAnsi="Consolas" w:cs="Courier New"/>
+          <w:color w:val="0F1115"/>
+          <w:sz w:val="21"/>
+          <w:szCs w:val="21"/>
+          <w:shd w:val="clear" w:color="auto" w:fill="EBEEF2"/>
+        </w:rPr>
+        <w:t>{ name</w:t>
+      </w:r>
+      <w:proofErr w:type="gramEnd"/>
+      <w:r>
+        <w:rPr>
+          <w:rFonts w:ascii="Consolas" w:hAnsi="Consolas" w:cs="Courier New"/>
+          <w:color w:val="0F1115"/>
+          <w:sz w:val="21"/>
+          <w:szCs w:val="21"/>
+          <w:shd w:val="clear" w:color="auto" w:fill="EBEEF2"/>
+        </w:rPr>
+        <w:t xml:space="preserve"> }</w:t>
       </w:r>
       <w:r>
         <w:rPr>
@@ -6232,15 +7770,29 @@
         <w:br/>
         <w:t>C) </w:t>
       </w:r>
-      <w:r>
-        <w:rPr>
-          <w:rFonts w:ascii="Consolas" w:hAnsi="Consolas" w:cs="Courier New"/>
-          <w:color w:val="0F1115"/>
-          <w:sz w:val="21"/>
-          <w:szCs w:val="21"/>
-          <w:shd w:val="clear" w:color="auto" w:fill="EBEEF2"/>
-        </w:rPr>
-        <w:t>module.exports = name</w:t>
+      <w:proofErr w:type="spellStart"/>
+      <w:proofErr w:type="gramStart"/>
+      <w:r>
+        <w:rPr>
+          <w:rFonts w:ascii="Consolas" w:hAnsi="Consolas" w:cs="Courier New"/>
+          <w:color w:val="0F1115"/>
+          <w:sz w:val="21"/>
+          <w:szCs w:val="21"/>
+          <w:shd w:val="clear" w:color="auto" w:fill="EBEEF2"/>
+        </w:rPr>
+        <w:t>module.exports</w:t>
+      </w:r>
+      <w:proofErr w:type="spellEnd"/>
+      <w:proofErr w:type="gramEnd"/>
+      <w:r>
+        <w:rPr>
+          <w:rFonts w:ascii="Consolas" w:hAnsi="Consolas" w:cs="Courier New"/>
+          <w:color w:val="0F1115"/>
+          <w:sz w:val="21"/>
+          <w:szCs w:val="21"/>
+          <w:shd w:val="clear" w:color="auto" w:fill="EBEEF2"/>
+        </w:rPr>
+        <w:t xml:space="preserve"> = name</w:t>
       </w:r>
       <w:r>
         <w:rPr>
@@ -6294,15 +7846,29 @@
         </w:rPr>
         <w:t> C) </w:t>
       </w:r>
-      <w:r>
-        <w:rPr>
-          <w:rFonts w:ascii="Consolas" w:hAnsi="Consolas" w:cs="Courier New"/>
-          <w:color w:val="0F1115"/>
-          <w:sz w:val="21"/>
-          <w:szCs w:val="21"/>
-          <w:shd w:val="clear" w:color="auto" w:fill="EBEEF2"/>
-        </w:rPr>
-        <w:t>module.exports = name</w:t>
+      <w:proofErr w:type="spellStart"/>
+      <w:proofErr w:type="gramStart"/>
+      <w:r>
+        <w:rPr>
+          <w:rFonts w:ascii="Consolas" w:hAnsi="Consolas" w:cs="Courier New"/>
+          <w:color w:val="0F1115"/>
+          <w:sz w:val="21"/>
+          <w:szCs w:val="21"/>
+          <w:shd w:val="clear" w:color="auto" w:fill="EBEEF2"/>
+        </w:rPr>
+        <w:t>module.exports</w:t>
+      </w:r>
+      <w:proofErr w:type="spellEnd"/>
+      <w:proofErr w:type="gramEnd"/>
+      <w:r>
+        <w:rPr>
+          <w:rFonts w:ascii="Consolas" w:hAnsi="Consolas" w:cs="Courier New"/>
+          <w:color w:val="0F1115"/>
+          <w:sz w:val="21"/>
+          <w:szCs w:val="21"/>
+          <w:shd w:val="clear" w:color="auto" w:fill="EBEEF2"/>
+        </w:rPr>
+        <w:t xml:space="preserve"> = name</w:t>
       </w:r>
       <w:r>
         <w:rPr>
@@ -6322,7 +7888,31 @@
           <w:sz w:val="24"/>
           <w:szCs w:val="24"/>
         </w:rPr>
-        <w:t>(That's CommonJS syntax)</w:t>
+        <w:t xml:space="preserve">(That's </w:t>
+      </w:r>
+      <w:proofErr w:type="spellStart"/>
+      <w:r>
+        <w:rPr>
+          <w:rFonts w:ascii="Segoe UI" w:hAnsi="Segoe UI" w:cs="Segoe UI"/>
+          <w:i/>
+          <w:iCs/>
+          <w:color w:val="0F1115"/>
+          <w:sz w:val="24"/>
+          <w:szCs w:val="24"/>
+        </w:rPr>
+        <w:t>CommonJS</w:t>
+      </w:r>
+      <w:proofErr w:type="spellEnd"/>
+      <w:r>
+        <w:rPr>
+          <w:rFonts w:ascii="Segoe UI" w:hAnsi="Segoe UI" w:cs="Segoe UI"/>
+          <w:i/>
+          <w:iCs/>
+          <w:color w:val="0F1115"/>
+          <w:sz w:val="24"/>
+          <w:szCs w:val="24"/>
+        </w:rPr>
+        <w:t xml:space="preserve"> syntax)</w:t>
       </w:r>
     </w:p>
     <w:p>
@@ -6435,6 +8025,8 @@
         <w:br/>
         <w:t>B) </w:t>
       </w:r>
+      <w:proofErr w:type="spellStart"/>
+      <w:proofErr w:type="gramStart"/>
       <w:r>
         <w:rPr>
           <w:rFonts w:ascii="Consolas" w:hAnsi="Consolas" w:cs="Courier New"/>
@@ -6445,6 +8037,8 @@
         </w:rPr>
         <w:t>module.exports</w:t>
       </w:r>
+      <w:proofErr w:type="spellEnd"/>
+      <w:proofErr w:type="gramEnd"/>
       <w:r>
         <w:rPr>
           <w:rFonts w:ascii="Segoe UI" w:hAnsi="Segoe UI" w:cs="Segoe UI"/>
@@ -6536,7 +8130,31 @@
           <w:sz w:val="24"/>
           <w:szCs w:val="24"/>
         </w:rPr>
-        <w:t>(Unlike CommonJS where </w:t>
+        <w:t xml:space="preserve">(Unlike </w:t>
+      </w:r>
+      <w:proofErr w:type="spellStart"/>
+      <w:r>
+        <w:rPr>
+          <w:rFonts w:ascii="Segoe UI" w:hAnsi="Segoe UI" w:cs="Segoe UI"/>
+          <w:i/>
+          <w:iCs/>
+          <w:color w:val="0F1115"/>
+          <w:sz w:val="24"/>
+          <w:szCs w:val="24"/>
+        </w:rPr>
+        <w:t>CommonJS</w:t>
+      </w:r>
+      <w:proofErr w:type="spellEnd"/>
+      <w:r>
+        <w:rPr>
+          <w:rFonts w:ascii="Segoe UI" w:hAnsi="Segoe UI" w:cs="Segoe UI"/>
+          <w:i/>
+          <w:iCs/>
+          <w:color w:val="0F1115"/>
+          <w:sz w:val="24"/>
+          <w:szCs w:val="24"/>
+        </w:rPr>
+        <w:t xml:space="preserve"> where </w:t>
       </w:r>
       <w:r>
         <w:rPr>
@@ -6658,7 +8276,31 @@
           <w:szCs w:val="21"/>
           <w:shd w:val="clear" w:color="auto" w:fill="EBEEF2"/>
         </w:rPr>
-        <w:t>if (require.main === module)</w:t>
+        <w:t>if (</w:t>
+      </w:r>
+      <w:proofErr w:type="spellStart"/>
+      <w:proofErr w:type="gramStart"/>
+      <w:r>
+        <w:rPr>
+          <w:rFonts w:ascii="Consolas" w:hAnsi="Consolas" w:cs="Courier New"/>
+          <w:color w:val="0F1115"/>
+          <w:sz w:val="21"/>
+          <w:szCs w:val="21"/>
+          <w:shd w:val="clear" w:color="auto" w:fill="EBEEF2"/>
+        </w:rPr>
+        <w:t>require.main</w:t>
+      </w:r>
+      <w:proofErr w:type="spellEnd"/>
+      <w:proofErr w:type="gramEnd"/>
+      <w:r>
+        <w:rPr>
+          <w:rFonts w:ascii="Consolas" w:hAnsi="Consolas" w:cs="Courier New"/>
+          <w:color w:val="0F1115"/>
+          <w:sz w:val="21"/>
+          <w:szCs w:val="21"/>
+          <w:shd w:val="clear" w:color="auto" w:fill="EBEEF2"/>
+        </w:rPr>
+        <w:t xml:space="preserve"> === module)</w:t>
       </w:r>
       <w:r>
         <w:rPr>
@@ -6678,7 +8320,31 @@
           <w:szCs w:val="21"/>
           <w:shd w:val="clear" w:color="auto" w:fill="EBEEF2"/>
         </w:rPr>
-        <w:t>if (import.meta.url === process.argv[1])</w:t>
+        <w:t xml:space="preserve">if (import.meta.url === </w:t>
+      </w:r>
+      <w:proofErr w:type="spellStart"/>
+      <w:proofErr w:type="gramStart"/>
+      <w:r>
+        <w:rPr>
+          <w:rFonts w:ascii="Consolas" w:hAnsi="Consolas" w:cs="Courier New"/>
+          <w:color w:val="0F1115"/>
+          <w:sz w:val="21"/>
+          <w:szCs w:val="21"/>
+          <w:shd w:val="clear" w:color="auto" w:fill="EBEEF2"/>
+        </w:rPr>
+        <w:t>process.argv</w:t>
+      </w:r>
+      <w:proofErr w:type="spellEnd"/>
+      <w:proofErr w:type="gramEnd"/>
+      <w:r>
+        <w:rPr>
+          <w:rFonts w:ascii="Consolas" w:hAnsi="Consolas" w:cs="Courier New"/>
+          <w:color w:val="0F1115"/>
+          <w:sz w:val="21"/>
+          <w:szCs w:val="21"/>
+          <w:shd w:val="clear" w:color="auto" w:fill="EBEEF2"/>
+        </w:rPr>
+        <w:t>[1])</w:t>
       </w:r>
       <w:r>
         <w:rPr>
@@ -6698,7 +8364,31 @@
           <w:szCs w:val="21"/>
           <w:shd w:val="clear" w:color="auto" w:fill="EBEEF2"/>
         </w:rPr>
-        <w:t>if (process.mainModule === module)</w:t>
+        <w:t>if (</w:t>
+      </w:r>
+      <w:proofErr w:type="spellStart"/>
+      <w:proofErr w:type="gramStart"/>
+      <w:r>
+        <w:rPr>
+          <w:rFonts w:ascii="Consolas" w:hAnsi="Consolas" w:cs="Courier New"/>
+          <w:color w:val="0F1115"/>
+          <w:sz w:val="21"/>
+          <w:szCs w:val="21"/>
+          <w:shd w:val="clear" w:color="auto" w:fill="EBEEF2"/>
+        </w:rPr>
+        <w:t>process.mainModule</w:t>
+      </w:r>
+      <w:proofErr w:type="spellEnd"/>
+      <w:proofErr w:type="gramEnd"/>
+      <w:r>
+        <w:rPr>
+          <w:rFonts w:ascii="Consolas" w:hAnsi="Consolas" w:cs="Courier New"/>
+          <w:color w:val="0F1115"/>
+          <w:sz w:val="21"/>
+          <w:szCs w:val="21"/>
+          <w:shd w:val="clear" w:color="auto" w:fill="EBEEF2"/>
+        </w:rPr>
+        <w:t xml:space="preserve"> === module)</w:t>
       </w:r>
       <w:r>
         <w:rPr>
@@ -6729,15 +8419,29 @@
         </w:rPr>
         <w:t> and compare with </w:t>
       </w:r>
-      <w:r>
-        <w:rPr>
-          <w:rFonts w:ascii="Consolas" w:hAnsi="Consolas" w:cs="Courier New"/>
-          <w:color w:val="0F1115"/>
-          <w:sz w:val="21"/>
-          <w:szCs w:val="21"/>
-          <w:shd w:val="clear" w:color="auto" w:fill="EBEEF2"/>
-        </w:rPr>
-        <w:t>process.argv[1]</w:t>
+      <w:proofErr w:type="spellStart"/>
+      <w:proofErr w:type="gramStart"/>
+      <w:r>
+        <w:rPr>
+          <w:rFonts w:ascii="Consolas" w:hAnsi="Consolas" w:cs="Courier New"/>
+          <w:color w:val="0F1115"/>
+          <w:sz w:val="21"/>
+          <w:szCs w:val="21"/>
+          <w:shd w:val="clear" w:color="auto" w:fill="EBEEF2"/>
+        </w:rPr>
+        <w:t>process.argv</w:t>
+      </w:r>
+      <w:proofErr w:type="spellEnd"/>
+      <w:proofErr w:type="gramEnd"/>
+      <w:r>
+        <w:rPr>
+          <w:rFonts w:ascii="Consolas" w:hAnsi="Consolas" w:cs="Courier New"/>
+          <w:color w:val="0F1115"/>
+          <w:sz w:val="21"/>
+          <w:szCs w:val="21"/>
+          <w:shd w:val="clear" w:color="auto" w:fill="EBEEF2"/>
+        </w:rPr>
+        <w:t>[1]</w:t>
       </w:r>
     </w:p>
     <w:p>
@@ -6790,15 +8494,29 @@
         </w:rPr>
         <w:t> and compare with </w:t>
       </w:r>
-      <w:r>
-        <w:rPr>
-          <w:rFonts w:ascii="Consolas" w:hAnsi="Consolas" w:cs="Courier New"/>
-          <w:color w:val="0F1115"/>
-          <w:sz w:val="21"/>
-          <w:szCs w:val="21"/>
-          <w:shd w:val="clear" w:color="auto" w:fill="EBEEF2"/>
-        </w:rPr>
-        <w:t>process.argv[1]</w:t>
+      <w:proofErr w:type="spellStart"/>
+      <w:proofErr w:type="gramStart"/>
+      <w:r>
+        <w:rPr>
+          <w:rFonts w:ascii="Consolas" w:hAnsi="Consolas" w:cs="Courier New"/>
+          <w:color w:val="0F1115"/>
+          <w:sz w:val="21"/>
+          <w:szCs w:val="21"/>
+          <w:shd w:val="clear" w:color="auto" w:fill="EBEEF2"/>
+        </w:rPr>
+        <w:t>process.argv</w:t>
+      </w:r>
+      <w:proofErr w:type="spellEnd"/>
+      <w:proofErr w:type="gramEnd"/>
+      <w:r>
+        <w:rPr>
+          <w:rFonts w:ascii="Consolas" w:hAnsi="Consolas" w:cs="Courier New"/>
+          <w:color w:val="0F1115"/>
+          <w:sz w:val="21"/>
+          <w:szCs w:val="21"/>
+          <w:shd w:val="clear" w:color="auto" w:fill="EBEEF2"/>
+        </w:rPr>
+        <w:t>[1]</w:t>
       </w:r>
     </w:p>
     <w:p>
@@ -6861,6 +8579,7 @@
           <w:szCs w:val="19"/>
         </w:rPr>
       </w:pPr>
+      <w:proofErr w:type="spellStart"/>
       <w:r>
         <w:rPr>
           <w:rFonts w:ascii="Consolas" w:hAnsi="Consolas" w:cs="Segoe UI"/>
@@ -6870,6 +8589,7 @@
         </w:rPr>
         <w:t>js</w:t>
       </w:r>
+      <w:proofErr w:type="spellEnd"/>
     </w:p>
     <w:p>
       <w:pPr>
@@ -6946,7 +8666,15 @@
           <w:rFonts w:ascii="Consolas" w:hAnsi="Consolas" w:cs="Courier New"/>
           <w:color w:val="50A14F"/>
         </w:rPr>
-        <w:t>'./tools.js'</w:t>
+        <w:t>'./tools.js</w:t>
+      </w:r>
+      <w:proofErr w:type="gramStart"/>
+      <w:r>
+        <w:rPr>
+          <w:rFonts w:ascii="Consolas" w:hAnsi="Consolas" w:cs="Courier New"/>
+          <w:color w:val="50A14F"/>
+        </w:rPr>
+        <w:t>'</w:t>
       </w:r>
       <w:r>
         <w:rPr>
@@ -6955,6 +8683,7 @@
         </w:rPr>
         <w:t>;</w:t>
       </w:r>
+      <w:proofErr w:type="gramEnd"/>
     </w:p>
     <w:p>
       <w:pPr>
@@ -6998,6 +8727,7 @@
         </w:rPr>
         <w:t xml:space="preserve"> </w:t>
       </w:r>
+      <w:proofErr w:type="gramStart"/>
       <w:r>
         <w:rPr>
           <w:rFonts w:ascii="Consolas" w:hAnsi="Consolas" w:cs="Courier New"/>
@@ -7010,7 +8740,15 @@
           <w:rFonts w:ascii="Consolas" w:hAnsi="Consolas" w:cs="Courier New"/>
           <w:color w:val="0F1115"/>
         </w:rPr>
-        <w:t xml:space="preserve"> special </w:t>
+        <w:t xml:space="preserve"> special</w:t>
+      </w:r>
+      <w:proofErr w:type="gramEnd"/>
+      <w:r>
+        <w:rPr>
+          <w:rFonts w:ascii="Consolas" w:hAnsi="Consolas" w:cs="Courier New"/>
+          <w:color w:val="0F1115"/>
+        </w:rPr>
+        <w:t xml:space="preserve"> </w:t>
       </w:r>
       <w:r>
         <w:rPr>
@@ -7045,7 +8783,15 @@
           <w:rFonts w:ascii="Consolas" w:hAnsi="Consolas" w:cs="Courier New"/>
           <w:color w:val="50A14F"/>
         </w:rPr>
-        <w:t>'./extra.js'</w:t>
+        <w:t>'./extra.js</w:t>
+      </w:r>
+      <w:proofErr w:type="gramStart"/>
+      <w:r>
+        <w:rPr>
+          <w:rFonts w:ascii="Consolas" w:hAnsi="Consolas" w:cs="Courier New"/>
+          <w:color w:val="50A14F"/>
+        </w:rPr>
+        <w:t>'</w:t>
       </w:r>
       <w:r>
         <w:rPr>
@@ -7054,6 +8800,7 @@
         </w:rPr>
         <w:t>;</w:t>
       </w:r>
+      <w:proofErr w:type="gramEnd"/>
     </w:p>
     <w:p>
       <w:pPr>
@@ -7483,7 +9230,31 @@
           <w:sz w:val="30"/>
           <w:szCs w:val="30"/>
         </w:rPr>
-        <w:t>30. Which of the following is a benefit of ES modules over CommonJS?</w:t>
+        <w:t xml:space="preserve">30. Which of the following is a benefit of ES modules over </w:t>
+      </w:r>
+      <w:proofErr w:type="spellStart"/>
+      <w:r>
+        <w:rPr>
+          <w:rFonts w:ascii="Segoe UI" w:hAnsi="Segoe UI" w:cs="Segoe UI"/>
+          <w:b/>
+          <w:bCs/>
+          <w:color w:val="0F1115"/>
+          <w:sz w:val="30"/>
+          <w:szCs w:val="30"/>
+        </w:rPr>
+        <w:t>CommonJS</w:t>
+      </w:r>
+      <w:proofErr w:type="spellEnd"/>
+      <w:r>
+        <w:rPr>
+          <w:rFonts w:ascii="Segoe UI" w:hAnsi="Segoe UI" w:cs="Segoe UI"/>
+          <w:b/>
+          <w:bCs/>
+          <w:color w:val="0F1115"/>
+          <w:sz w:val="30"/>
+          <w:szCs w:val="30"/>
+        </w:rPr>
+        <w:t>?</w:t>
       </w:r>
     </w:p>
     <w:p>
@@ -7612,16 +9383,29 @@
         </w:rPr>
         <w:t>Let me know if you want a </w:t>
       </w:r>
-      <w:r>
-        <w:rPr>
-          <w:rFonts w:ascii="Segoe UI" w:hAnsi="Segoe UI" w:cs="Segoe UI"/>
-          <w:b/>
-          <w:bCs/>
-          <w:color w:val="0F1115"/>
-          <w:sz w:val="24"/>
-          <w:szCs w:val="24"/>
-        </w:rPr>
-        <w:t>CommonJS vs ES Modules comparison MCQ set</w:t>
+      <w:proofErr w:type="spellStart"/>
+      <w:r>
+        <w:rPr>
+          <w:rFonts w:ascii="Segoe UI" w:hAnsi="Segoe UI" w:cs="Segoe UI"/>
+          <w:b/>
+          <w:bCs/>
+          <w:color w:val="0F1115"/>
+          <w:sz w:val="24"/>
+          <w:szCs w:val="24"/>
+        </w:rPr>
+        <w:t>CommonJS</w:t>
+      </w:r>
+      <w:proofErr w:type="spellEnd"/>
+      <w:r>
+        <w:rPr>
+          <w:rFonts w:ascii="Segoe UI" w:hAnsi="Segoe UI" w:cs="Segoe UI"/>
+          <w:b/>
+          <w:bCs/>
+          <w:color w:val="0F1115"/>
+          <w:sz w:val="24"/>
+          <w:szCs w:val="24"/>
+        </w:rPr>
+        <w:t xml:space="preserve"> vs ES Modules comparison MCQ set</w:t>
       </w:r>
       <w:r>
         <w:rPr>
@@ -7641,7 +9425,31 @@
           <w:sz w:val="24"/>
           <w:szCs w:val="24"/>
         </w:rPr>
-        <w:t>migrating from CommonJS to ESM</w:t>
+        <w:t xml:space="preserve">migrating from </w:t>
+      </w:r>
+      <w:proofErr w:type="spellStart"/>
+      <w:r>
+        <w:rPr>
+          <w:rFonts w:ascii="Segoe UI" w:hAnsi="Segoe UI" w:cs="Segoe UI"/>
+          <w:b/>
+          <w:bCs/>
+          <w:color w:val="0F1115"/>
+          <w:sz w:val="24"/>
+          <w:szCs w:val="24"/>
+        </w:rPr>
+        <w:t>CommonJS</w:t>
+      </w:r>
+      <w:proofErr w:type="spellEnd"/>
+      <w:r>
+        <w:rPr>
+          <w:rFonts w:ascii="Segoe UI" w:hAnsi="Segoe UI" w:cs="Segoe UI"/>
+          <w:b/>
+          <w:bCs/>
+          <w:color w:val="0F1115"/>
+          <w:sz w:val="24"/>
+          <w:szCs w:val="24"/>
+        </w:rPr>
+        <w:t xml:space="preserve"> to ESM</w:t>
       </w:r>
       <w:r>
         <w:rPr>
